--- a/Sindhi Muslim/Syllabus/Final Term 2024-25/Level-I.docx
+++ b/Sindhi Muslim/Syllabus/Final Term 2024-25/Level-I.docx
@@ -136,7 +136,322 @@
         <mc:AlternateContent>
           <mc:Choice Requires="wps">
             <w:drawing>
-              <wp:anchor distT="0" distB="0" distL="114300" distR="114300" simplePos="0" relativeHeight="251665408" behindDoc="0" locked="0" layoutInCell="1" allowOverlap="1" wp14:anchorId="133041AC" wp14:editId="1914BA3F">
+              <wp:anchor distT="0" distB="0" distL="114300" distR="114300" simplePos="0" relativeHeight="251663360" behindDoc="0" locked="0" layoutInCell="1" allowOverlap="1" wp14:anchorId="3465B9E6" wp14:editId="403991C6">
+                <wp:simplePos x="0" y="0"/>
+                <wp:positionH relativeFrom="column">
+                  <wp:posOffset>-13335</wp:posOffset>
+                </wp:positionH>
+                <wp:positionV relativeFrom="paragraph">
+                  <wp:posOffset>5024738</wp:posOffset>
+                </wp:positionV>
+                <wp:extent cx="2952750" cy="2468880"/>
+                <wp:effectExtent l="0" t="0" r="19050" b="26670"/>
+                <wp:wrapNone/>
+                <wp:docPr id="895383611" name="Text Box 1"/>
+                <wp:cNvGraphicFramePr/>
+                <a:graphic xmlns:a="http://schemas.openxmlformats.org/drawingml/2006/main">
+                  <a:graphicData uri="http://schemas.microsoft.com/office/word/2010/wordprocessingShape">
+                    <wps:wsp>
+                      <wps:cNvSpPr txBox="1"/>
+                      <wps:spPr>
+                        <a:xfrm>
+                          <a:off x="0" y="0"/>
+                          <a:ext cx="2952750" cy="2468880"/>
+                        </a:xfrm>
+                        <a:prstGeom prst="rect">
+                          <a:avLst/>
+                        </a:prstGeom>
+                        <a:noFill/>
+                        <a:ln w="6350">
+                          <a:solidFill>
+                            <a:schemeClr val="tx1"/>
+                          </a:solidFill>
+                        </a:ln>
+                      </wps:spPr>
+                      <wps:txbx>
+                        <w:txbxContent>
+                          <w:p>
+                            <w:pPr>
+                              <w:rPr>
+                                <w:b/>
+                                <w:bCs/>
+                                <w:sz w:val="40"/>
+                                <w:szCs w:val="40"/>
+                              </w:rPr>
+                            </w:pPr>
+                            <w:r>
+                              <w:rPr>
+                                <w:b/>
+                                <w:bCs/>
+                                <w:sz w:val="40"/>
+                                <w:szCs w:val="40"/>
+                              </w:rPr>
+                              <w:t>G.K</w:t>
+                            </w:r>
+                          </w:p>
+                          <w:p>
+                            <w:pPr>
+                              <w:rPr>
+                                <w:b/>
+                                <w:bCs/>
+                                <w:sz w:val="32"/>
+                                <w:szCs w:val="32"/>
+                              </w:rPr>
+                            </w:pPr>
+                            <w:r>
+                              <w:rPr>
+                                <w:b/>
+                                <w:bCs/>
+                                <w:sz w:val="32"/>
+                                <w:szCs w:val="32"/>
+                              </w:rPr>
+                              <w:t>Unit:</w:t>
+                            </w:r>
+                          </w:p>
+                          <w:p>
+                            <w:pPr>
+                              <w:pStyle w:val="Heading1Char"/>
+                              <w:numPr>
+                                <w:ilvl w:val="0"/>
+                                <w:numId w:val="7"/>
+                              </w:numPr>
+                            </w:pPr>
+                            <w:r>
+                              <w:t>The Sky.</w:t>
+                            </w:r>
+                          </w:p>
+                          <w:p>
+                            <w:pPr>
+                              <w:pStyle w:val="Heading1Char"/>
+                              <w:numPr>
+                                <w:ilvl w:val="0"/>
+                                <w:numId w:val="7"/>
+                              </w:numPr>
+                            </w:pPr>
+                            <w:r>
+                              <w:t>My Body.</w:t>
+                            </w:r>
+                          </w:p>
+                          <w:p>
+                            <w:pPr>
+                              <w:pStyle w:val="Heading1Char"/>
+                              <w:numPr>
+                                <w:ilvl w:val="0"/>
+                                <w:numId w:val="7"/>
+                              </w:numPr>
+                            </w:pPr>
+                            <w:r>
+                              <w:t>Keeping Ourselves Clean.</w:t>
+                            </w:r>
+                          </w:p>
+                          <w:p>
+                            <w:pPr>
+                              <w:pStyle w:val="Heading1Char"/>
+                              <w:numPr>
+                                <w:ilvl w:val="0"/>
+                                <w:numId w:val="7"/>
+                              </w:numPr>
+                            </w:pPr>
+                            <w:r>
+                              <w:t>Good Manners.</w:t>
+                            </w:r>
+                          </w:p>
+                          <w:p>
+                            <w:pPr>
+                              <w:pStyle w:val="Heading1Char"/>
+                            </w:pPr>
+                            <w:r>
+                              <w:t>(</w:t>
+                            </w:r>
+                            <w:r>
+                              <w:t>Words / Meaning</w:t>
+                            </w:r>
+                            <w:r>
+                              <w:t xml:space="preserve">, </w:t>
+                            </w:r>
+                            <w:r>
+                              <w:t>Question / Answers</w:t>
+                            </w:r>
+                            <w:r>
+                              <w:t xml:space="preserve">, </w:t>
+                            </w:r>
+                            <w:r>
+                              <w:t>Fill in the Blanks</w:t>
+                            </w:r>
+                            <w:r>
+                              <w:t xml:space="preserve">, and </w:t>
+                            </w:r>
+                            <w:r>
+                              <w:t>True / False.</w:t>
+                            </w:r>
+                            <w:r>
+                              <w:t xml:space="preserve"> Of all Chapters)</w:t>
+                            </w:r>
+                          </w:p>
+                        </w:txbxContent>
+                      </wps:txbx>
+                      <wps:bodyPr rot="0" spcFirstLastPara="0" vertOverflow="overflow" horzOverflow="overflow" vert="horz" wrap="square" lIns="91440" tIns="45720" rIns="91440" bIns="45720" numCol="1" spcCol="0" rtlCol="0" fromWordArt="0" anchor="t" anchorCtr="0" forceAA="0" compatLnSpc="1">
+                        <a:prstTxWarp prst="textNoShape">
+                          <a:avLst/>
+                        </a:prstTxWarp>
+                        <a:noAutofit/>
+                      </wps:bodyPr>
+                    </wps:wsp>
+                  </a:graphicData>
+                </a:graphic>
+                <wp14:sizeRelV relativeFrom="margin">
+                  <wp14:pctHeight>0</wp14:pctHeight>
+                </wp14:sizeRelV>
+              </wp:anchor>
+            </w:drawing>
+          </mc:Choice>
+          <mc:Fallback>
+            <w:pict>
+              <v:shapetype w14:anchorId="3465B9E6" id="_x0000_t202" coordsize="21600,21600" o:spt="202" path="m,l,21600r21600,l21600,xe">
+                <v:stroke joinstyle="miter"/>
+                <v:path gradientshapeok="t" o:connecttype="rect"/>
+              </v:shapetype>
+              <v:shape id="Text Box 1" o:spid="_x0000_s1026" type="#_x0000_t202" style="position:absolute;margin-left:-1.05pt;margin-top:395.65pt;width:232.5pt;height:194.4pt;z-index:251663360;visibility:visible;mso-wrap-style:square;mso-height-percent:0;mso-wrap-distance-left:9pt;mso-wrap-distance-top:0;mso-wrap-distance-right:9pt;mso-wrap-distance-bottom:0;mso-position-horizontal:absolute;mso-position-horizontal-relative:text;mso-position-vertical:absolute;mso-position-vertical-relative:text;mso-height-percent:0;mso-height-relative:margin;v-text-anchor:top" o:gfxdata="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" filled="f" strokecolor="black [3213]" strokeweight=".5pt">
+                <v:textbox>
+                  <w:txbxContent>
+                    <w:p>
+                      <w:pPr>
+                        <w:rPr>
+                          <w:b/>
+                          <w:bCs/>
+                          <w:sz w:val="40"/>
+                          <w:szCs w:val="40"/>
+                        </w:rPr>
+                      </w:pPr>
+                      <w:r>
+                        <w:rPr>
+                          <w:b/>
+                          <w:bCs/>
+                          <w:sz w:val="40"/>
+                          <w:szCs w:val="40"/>
+                        </w:rPr>
+                        <w:t>G.K</w:t>
+                      </w:r>
+                    </w:p>
+                    <w:p>
+                      <w:pPr>
+                        <w:rPr>
+                          <w:b/>
+                          <w:bCs/>
+                          <w:sz w:val="32"/>
+                          <w:szCs w:val="32"/>
+                        </w:rPr>
+                      </w:pPr>
+                      <w:r>
+                        <w:rPr>
+                          <w:b/>
+                          <w:bCs/>
+                          <w:sz w:val="32"/>
+                          <w:szCs w:val="32"/>
+                        </w:rPr>
+                        <w:t>Unit:</w:t>
+                      </w:r>
+                    </w:p>
+                    <w:p>
+                      <w:pPr>
+                        <w:pStyle w:val="Heading1Char"/>
+                        <w:numPr>
+                          <w:ilvl w:val="0"/>
+                          <w:numId w:val="7"/>
+                        </w:numPr>
+                      </w:pPr>
+                      <w:r>
+                        <w:t>The Sky.</w:t>
+                      </w:r>
+                    </w:p>
+                    <w:p>
+                      <w:pPr>
+                        <w:pStyle w:val="Heading1Char"/>
+                        <w:numPr>
+                          <w:ilvl w:val="0"/>
+                          <w:numId w:val="7"/>
+                        </w:numPr>
+                      </w:pPr>
+                      <w:r>
+                        <w:t>My Body.</w:t>
+                      </w:r>
+                    </w:p>
+                    <w:p>
+                      <w:pPr>
+                        <w:pStyle w:val="Heading1Char"/>
+                        <w:numPr>
+                          <w:ilvl w:val="0"/>
+                          <w:numId w:val="7"/>
+                        </w:numPr>
+                      </w:pPr>
+                      <w:r>
+                        <w:t>Keeping Ourselves Clean.</w:t>
+                      </w:r>
+                    </w:p>
+                    <w:p>
+                      <w:pPr>
+                        <w:pStyle w:val="Heading1Char"/>
+                        <w:numPr>
+                          <w:ilvl w:val="0"/>
+                          <w:numId w:val="7"/>
+                        </w:numPr>
+                      </w:pPr>
+                      <w:r>
+                        <w:t>Good Manners.</w:t>
+                      </w:r>
+                    </w:p>
+                    <w:p>
+                      <w:pPr>
+                        <w:pStyle w:val="Heading1Char"/>
+                      </w:pPr>
+                      <w:r>
+                        <w:t>(</w:t>
+                      </w:r>
+                      <w:r>
+                        <w:t>Words / Meaning</w:t>
+                      </w:r>
+                      <w:r>
+                        <w:t xml:space="preserve">, </w:t>
+                      </w:r>
+                      <w:r>
+                        <w:t>Question / Answers</w:t>
+                      </w:r>
+                      <w:r>
+                        <w:t xml:space="preserve">, </w:t>
+                      </w:r>
+                      <w:r>
+                        <w:t>Fill in the Blanks</w:t>
+                      </w:r>
+                      <w:r>
+                        <w:t xml:space="preserve">, and </w:t>
+                      </w:r>
+                      <w:r>
+                        <w:t>True / False.</w:t>
+                      </w:r>
+                      <w:r>
+                        <w:t xml:space="preserve"> Of all Chapters)</w:t>
+                      </w:r>
+                    </w:p>
+                  </w:txbxContent>
+                </v:textbox>
+              </v:shape>
+            </w:pict>
+          </mc:Fallback>
+        </mc:AlternateContent>
+      </w:r>
+      <w:r>
+        <w:rPr>
+          <w:b/>
+          <w:bCs/>
+          <w:noProof/>
+          <w:sz w:val="40"/>
+          <w:szCs w:val="40"/>
+          <w14:ligatures w14:val="standardContextual"/>
+        </w:rPr>
+        <mc:AlternateContent>
+          <mc:Choice Requires="wps">
+            <w:drawing>
+              <wp:anchor distT="0" distB="0" distL="114300" distR="114300" simplePos="0" relativeHeight="251665408" behindDoc="0" locked="0" layoutInCell="1" allowOverlap="1" wp14:anchorId="133041AC" wp14:editId="70DFB591">
                 <wp:simplePos x="0" y="0"/>
                 <wp:positionH relativeFrom="column">
                   <wp:posOffset>3093308</wp:posOffset>
@@ -216,6 +531,11 @@
                           </w:p>
                           <w:p>
                             <w:pPr>
+                              <w:pStyle w:val="ListParagraph"/>
+                              <w:numPr>
+                                <w:ilvl w:val="0"/>
+                                <w:numId w:val="9"/>
+                              </w:numPr>
                               <w:jc w:val="right"/>
                               <w:rPr>
                                 <w:rFonts w:ascii="NOORIN73" w:hAnsi="NOORIN73"/>
@@ -238,6 +558,11 @@
                           </w:p>
                           <w:p>
                             <w:pPr>
+                              <w:pStyle w:val="ListParagraph"/>
+                              <w:numPr>
+                                <w:ilvl w:val="0"/>
+                                <w:numId w:val="9"/>
+                              </w:numPr>
                               <w:jc w:val="right"/>
                               <w:rPr>
                                 <w:rFonts w:ascii="NOORIN73" w:hAnsi="NOORIN73"/>
@@ -260,6 +585,11 @@
                           </w:p>
                           <w:p>
                             <w:pPr>
+                              <w:pStyle w:val="ListParagraph"/>
+                              <w:numPr>
+                                <w:ilvl w:val="0"/>
+                                <w:numId w:val="9"/>
+                              </w:numPr>
                               <w:jc w:val="right"/>
                               <w:rPr>
                                 <w:rFonts w:ascii="NOORIN73" w:hAnsi="NOORIN73"/>
@@ -284,13 +614,22 @@
                             <w:pPr>
                               <w:jc w:val="right"/>
                               <w:rPr>
-                                <w:rFonts w:ascii="NOORIN73" w:hAnsi="NOORIN73"/>
+                                <w:rFonts w:ascii="NOORIN73" w:hAnsi="NOORIN73" w:hint="cs"/>
+                                <w:sz w:val="24"/>
+                                <w:szCs w:val="24"/>
+                                <w:rtl/>
+                              </w:rPr>
+                            </w:pPr>
+                            <w:r>
+                              <w:rPr>
+                                <w:rFonts w:ascii="NOORIN73" w:hAnsi="NOORIN73" w:hint="cs"/>
                                 <w:sz w:val="24"/>
                                 <w:szCs w:val="24"/>
                                 <w:rtl/>
                                 <w:lang w:bidi="ur-PK"/>
                               </w:rPr>
-                            </w:pPr>
+                              <w:t>(</w:t>
+                            </w:r>
                             <w:r>
                               <w:rPr>
                                 <w:rFonts w:ascii="NOORIN73" w:hAnsi="NOORIN73" w:hint="cs"/>
@@ -301,25 +640,60 @@
                               </w:rPr>
                               <w:t>مشکل الفاظ</w:t>
                             </w:r>
-                          </w:p>
-                          <w:p>
-                            <w:pPr>
-                              <w:jc w:val="right"/>
+                            <w:r>
                               <w:rPr>
                                 <w:rFonts w:ascii="NOORIN73" w:hAnsi="NOORIN73" w:hint="cs"/>
-                                <w:sz w:val="36"/>
-                                <w:szCs w:val="36"/>
+                                <w:sz w:val="24"/>
+                                <w:szCs w:val="24"/>
                                 <w:rtl/>
+                                <w:lang w:bidi="ur-PK"/>
                               </w:rPr>
-                            </w:pPr>
+                              <w:t>،</w:t>
+                            </w:r>
                             <w:r>
                               <w:rPr>
                                 <w:rFonts w:ascii="NOORIN73" w:hAnsi="NOORIN73" w:hint="cs"/>
-                                <w:sz w:val="36"/>
-                                <w:szCs w:val="36"/>
+                                <w:sz w:val="24"/>
+                                <w:szCs w:val="24"/>
                                 <w:rtl/>
                               </w:rPr>
                               <w:t xml:space="preserve">سوالات </w:t>
+                            </w:r>
+                            <w:r>
+                              <w:rPr>
+                                <w:rFonts w:ascii="NOORIN73" w:hAnsi="NOORIN73" w:hint="cs"/>
+                                <w:sz w:val="24"/>
+                                <w:szCs w:val="24"/>
+                                <w:rtl/>
+                              </w:rPr>
+                              <w:t>اور جوابات</w:t>
+                            </w:r>
+                            <w:r>
+                              <w:rPr>
+                                <w:rFonts w:ascii="NOORIN73" w:hAnsi="NOORIN73" w:hint="cs"/>
+                                <w:sz w:val="24"/>
+                                <w:szCs w:val="24"/>
+                                <w:rtl/>
+                              </w:rPr>
+                              <w:t xml:space="preserve">، </w:t>
+                            </w:r>
+                            <w:r>
+                              <w:rPr>
+                                <w:rFonts w:ascii="NOORIN73" w:hAnsi="NOORIN73" w:hint="cs"/>
+                                <w:sz w:val="24"/>
+                                <w:szCs w:val="24"/>
+                                <w:rtl/>
+                              </w:rPr>
+                              <w:t>خالی جگہیں اور بک ورک</w:t>
+                            </w:r>
+                            <w:r>
+                              <w:rPr>
+                                <w:rFonts w:ascii="NOORIN73" w:hAnsi="NOORIN73" w:hint="cs"/>
+                                <w:sz w:val="24"/>
+                                <w:szCs w:val="24"/>
+                                <w:rtl/>
+                              </w:rPr>
+                              <w:t>)</w:t>
                             </w:r>
                           </w:p>
                         </w:txbxContent>
@@ -341,11 +715,7 @@
           </mc:Choice>
           <mc:Fallback>
             <w:pict>
-              <v:shapetype w14:anchorId="133041AC" id="_x0000_t202" coordsize="21600,21600" o:spt="202" path="m,l,21600r21600,l21600,xe">
-                <v:stroke joinstyle="miter"/>
-                <v:path gradientshapeok="t" o:connecttype="rect"/>
-              </v:shapetype>
-              <v:shape id="Text Box 1" o:spid="_x0000_s1026" type="#_x0000_t202" style="position:absolute;margin-left:243.55pt;margin-top:165.5pt;width:232.5pt;height:265.3pt;z-index:251665408;visibility:visible;mso-wrap-style:square;mso-height-percent:0;mso-wrap-distance-left:9pt;mso-wrap-distance-top:0;mso-wrap-distance-right:9pt;mso-wrap-distance-bottom:0;mso-position-horizontal:absolute;mso-position-horizontal-relative:text;mso-position-vertical:absolute;mso-position-vertical-relative:text;mso-height-percent:0;mso-height-relative:margin;v-text-anchor:top" o:gfxdata="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" filled="f" strokecolor="black [3213]" strokeweight=".5pt">
+              <v:shape w14:anchorId="133041AC" id="_x0000_s1027" type="#_x0000_t202" style="position:absolute;margin-left:243.55pt;margin-top:165.5pt;width:232.5pt;height:265.3pt;z-index:251665408;visibility:visible;mso-wrap-style:square;mso-height-percent:0;mso-wrap-distance-left:9pt;mso-wrap-distance-top:0;mso-wrap-distance-right:9pt;mso-wrap-distance-bottom:0;mso-position-horizontal:absolute;mso-position-horizontal-relative:text;mso-position-vertical:absolute;mso-position-vertical-relative:text;mso-height-percent:0;mso-height-relative:margin;v-text-anchor:top" o:gfxdata="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" filled="f" strokecolor="black [3213]" strokeweight=".5pt">
                 <v:textbox>
                   <w:txbxContent>
                     <w:p>
@@ -394,6 +764,11 @@
                     </w:p>
                     <w:p>
                       <w:pPr>
+                        <w:pStyle w:val="ListParagraph"/>
+                        <w:numPr>
+                          <w:ilvl w:val="0"/>
+                          <w:numId w:val="9"/>
+                        </w:numPr>
                         <w:jc w:val="right"/>
                         <w:rPr>
                           <w:rFonts w:ascii="NOORIN73" w:hAnsi="NOORIN73"/>
@@ -416,6 +791,11 @@
                     </w:p>
                     <w:p>
                       <w:pPr>
+                        <w:pStyle w:val="ListParagraph"/>
+                        <w:numPr>
+                          <w:ilvl w:val="0"/>
+                          <w:numId w:val="9"/>
+                        </w:numPr>
                         <w:jc w:val="right"/>
                         <w:rPr>
                           <w:rFonts w:ascii="NOORIN73" w:hAnsi="NOORIN73"/>
@@ -438,6 +818,11 @@
                     </w:p>
                     <w:p>
                       <w:pPr>
+                        <w:pStyle w:val="ListParagraph"/>
+                        <w:numPr>
+                          <w:ilvl w:val="0"/>
+                          <w:numId w:val="9"/>
+                        </w:numPr>
                         <w:jc w:val="right"/>
                         <w:rPr>
                           <w:rFonts w:ascii="NOORIN73" w:hAnsi="NOORIN73"/>
@@ -462,13 +847,22 @@
                       <w:pPr>
                         <w:jc w:val="right"/>
                         <w:rPr>
-                          <w:rFonts w:ascii="NOORIN73" w:hAnsi="NOORIN73"/>
+                          <w:rFonts w:ascii="NOORIN73" w:hAnsi="NOORIN73" w:hint="cs"/>
+                          <w:sz w:val="24"/>
+                          <w:szCs w:val="24"/>
+                          <w:rtl/>
+                        </w:rPr>
+                      </w:pPr>
+                      <w:r>
+                        <w:rPr>
+                          <w:rFonts w:ascii="NOORIN73" w:hAnsi="NOORIN73" w:hint="cs"/>
                           <w:sz w:val="24"/>
                           <w:szCs w:val="24"/>
                           <w:rtl/>
                           <w:lang w:bidi="ur-PK"/>
                         </w:rPr>
-                      </w:pPr>
+                        <w:t>(</w:t>
+                      </w:r>
                       <w:r>
                         <w:rPr>
                           <w:rFonts w:ascii="NOORIN73" w:hAnsi="NOORIN73" w:hint="cs"/>
@@ -479,368 +873,60 @@
                         </w:rPr>
                         <w:t>مشکل الفاظ</w:t>
                       </w:r>
-                    </w:p>
-                    <w:p>
-                      <w:pPr>
-                        <w:jc w:val="right"/>
+                      <w:r>
                         <w:rPr>
                           <w:rFonts w:ascii="NOORIN73" w:hAnsi="NOORIN73" w:hint="cs"/>
-                          <w:sz w:val="36"/>
-                          <w:szCs w:val="36"/>
+                          <w:sz w:val="24"/>
+                          <w:szCs w:val="24"/>
                           <w:rtl/>
+                          <w:lang w:bidi="ur-PK"/>
                         </w:rPr>
-                      </w:pPr>
+                        <w:t>،</w:t>
+                      </w:r>
                       <w:r>
                         <w:rPr>
                           <w:rFonts w:ascii="NOORIN73" w:hAnsi="NOORIN73" w:hint="cs"/>
-                          <w:sz w:val="36"/>
-                          <w:szCs w:val="36"/>
+                          <w:sz w:val="24"/>
+                          <w:szCs w:val="24"/>
                           <w:rtl/>
                         </w:rPr>
                         <w:t xml:space="preserve">سوالات </w:t>
                       </w:r>
-                    </w:p>
-                  </w:txbxContent>
-                </v:textbox>
-              </v:shape>
-            </w:pict>
-          </mc:Fallback>
-        </mc:AlternateContent>
-      </w:r>
-      <w:r>
-        <w:rPr>
-          <w:b/>
-          <w:bCs/>
-          <w:noProof/>
-          <w:sz w:val="40"/>
-          <w:szCs w:val="40"/>
-          <w14:ligatures w14:val="standardContextual"/>
-        </w:rPr>
-        <mc:AlternateContent>
-          <mc:Choice Requires="wps">
-            <w:drawing>
-              <wp:anchor distT="0" distB="0" distL="114300" distR="114300" simplePos="0" relativeHeight="251663360" behindDoc="0" locked="0" layoutInCell="1" allowOverlap="1" wp14:anchorId="3465B9E6" wp14:editId="74750037">
-                <wp:simplePos x="0" y="0"/>
-                <wp:positionH relativeFrom="column">
-                  <wp:posOffset>-13335</wp:posOffset>
-                </wp:positionH>
-                <wp:positionV relativeFrom="paragraph">
-                  <wp:posOffset>5395595</wp:posOffset>
-                </wp:positionV>
-                <wp:extent cx="2952750" cy="3108960"/>
-                <wp:effectExtent l="0" t="0" r="19050" b="15240"/>
-                <wp:wrapNone/>
-                <wp:docPr id="895383611" name="Text Box 1"/>
-                <wp:cNvGraphicFramePr/>
-                <a:graphic xmlns:a="http://schemas.openxmlformats.org/drawingml/2006/main">
-                  <a:graphicData uri="http://schemas.microsoft.com/office/word/2010/wordprocessingShape">
-                    <wps:wsp>
-                      <wps:cNvSpPr txBox="1"/>
-                      <wps:spPr>
-                        <a:xfrm>
-                          <a:off x="0" y="0"/>
-                          <a:ext cx="2952750" cy="3108960"/>
-                        </a:xfrm>
-                        <a:prstGeom prst="rect">
-                          <a:avLst/>
-                        </a:prstGeom>
-                        <a:noFill/>
-                        <a:ln w="6350">
-                          <a:solidFill>
-                            <a:schemeClr val="tx1"/>
-                          </a:solidFill>
-                        </a:ln>
-                      </wps:spPr>
-                      <wps:txbx>
-                        <w:txbxContent>
-                          <w:p>
-                            <w:pPr>
-                              <w:rPr>
-                                <w:b/>
-                                <w:bCs/>
-                                <w:sz w:val="40"/>
-                                <w:szCs w:val="40"/>
-                              </w:rPr>
-                            </w:pPr>
-                            <w:r>
-                              <w:rPr>
-                                <w:b/>
-                                <w:bCs/>
-                                <w:sz w:val="40"/>
-                                <w:szCs w:val="40"/>
-                              </w:rPr>
-                              <w:t>G.K</w:t>
-                            </w:r>
-                          </w:p>
-                          <w:p>
-                            <w:pPr>
-                              <w:rPr>
-                                <w:b/>
-                                <w:bCs/>
-                                <w:sz w:val="32"/>
-                                <w:szCs w:val="32"/>
-                              </w:rPr>
-                            </w:pPr>
-                            <w:r>
-                              <w:rPr>
-                                <w:b/>
-                                <w:bCs/>
-                                <w:sz w:val="32"/>
-                                <w:szCs w:val="32"/>
-                              </w:rPr>
-                              <w:t>Unit:</w:t>
-                            </w:r>
-                          </w:p>
-                          <w:p>
-                            <w:pPr>
-                              <w:pStyle w:val="Heading1Char"/>
-                              <w:numPr>
-                                <w:ilvl w:val="0"/>
-                                <w:numId w:val="7"/>
-                              </w:numPr>
-                            </w:pPr>
-                            <w:r>
-                              <w:t>The Sky.</w:t>
-                            </w:r>
-                          </w:p>
-                          <w:p>
-                            <w:pPr>
-                              <w:pStyle w:val="Heading1Char"/>
-                              <w:numPr>
-                                <w:ilvl w:val="0"/>
-                                <w:numId w:val="7"/>
-                              </w:numPr>
-                            </w:pPr>
-                            <w:r>
-                              <w:t>My Body.</w:t>
-                            </w:r>
-                          </w:p>
-                          <w:p>
-                            <w:pPr>
-                              <w:pStyle w:val="Heading1Char"/>
-                              <w:numPr>
-                                <w:ilvl w:val="0"/>
-                                <w:numId w:val="7"/>
-                              </w:numPr>
-                            </w:pPr>
-                            <w:r>
-                              <w:t>Keeping Ourselves Clean.</w:t>
-                            </w:r>
-                          </w:p>
-                          <w:p>
-                            <w:pPr>
-                              <w:pStyle w:val="Heading1Char"/>
-                              <w:numPr>
-                                <w:ilvl w:val="0"/>
-                                <w:numId w:val="7"/>
-                              </w:numPr>
-                            </w:pPr>
-                            <w:r>
-                              <w:t>Good Manners.</w:t>
-                            </w:r>
-                          </w:p>
-                          <w:p>
-                            <w:pPr>
-                              <w:pStyle w:val="Heading1Char"/>
-                              <w:numPr>
-                                <w:ilvl w:val="0"/>
-                                <w:numId w:val="7"/>
-                              </w:numPr>
-                            </w:pPr>
-                            <w:r>
-                              <w:t>Words / Meaning.</w:t>
-                            </w:r>
-                          </w:p>
-                          <w:p>
-                            <w:pPr>
-                              <w:pStyle w:val="Heading1Char"/>
-                              <w:numPr>
-                                <w:ilvl w:val="0"/>
-                                <w:numId w:val="7"/>
-                              </w:numPr>
-                            </w:pPr>
-                            <w:r>
-                              <w:t>Question / Answers.</w:t>
-                            </w:r>
-                          </w:p>
-                          <w:p>
-                            <w:pPr>
-                              <w:pStyle w:val="Heading1Char"/>
-                              <w:numPr>
-                                <w:ilvl w:val="0"/>
-                                <w:numId w:val="7"/>
-                              </w:numPr>
-                            </w:pPr>
-                            <w:r>
-                              <w:t>Fill in the Blanks.</w:t>
-                            </w:r>
-                          </w:p>
-                          <w:p>
-                            <w:pPr>
-                              <w:pStyle w:val="Heading1Char"/>
-                              <w:numPr>
-                                <w:ilvl w:val="0"/>
-                                <w:numId w:val="7"/>
-                              </w:numPr>
-                            </w:pPr>
-                            <w:r>
-                              <w:t>True / False.</w:t>
-                            </w:r>
-                          </w:p>
-                        </w:txbxContent>
-                      </wps:txbx>
-                      <wps:bodyPr rot="0" spcFirstLastPara="0" vertOverflow="overflow" horzOverflow="overflow" vert="horz" wrap="square" lIns="91440" tIns="45720" rIns="91440" bIns="45720" numCol="1" spcCol="0" rtlCol="0" fromWordArt="0" anchor="t" anchorCtr="0" forceAA="0" compatLnSpc="1">
-                        <a:prstTxWarp prst="textNoShape">
-                          <a:avLst/>
-                        </a:prstTxWarp>
-                        <a:noAutofit/>
-                      </wps:bodyPr>
-                    </wps:wsp>
-                  </a:graphicData>
-                </a:graphic>
-                <wp14:sizeRelV relativeFrom="margin">
-                  <wp14:pctHeight>0</wp14:pctHeight>
-                </wp14:sizeRelV>
-              </wp:anchor>
-            </w:drawing>
-          </mc:Choice>
-          <mc:Fallback>
-            <w:pict>
-              <v:shape w14:anchorId="3465B9E6" id="_x0000_s1027" type="#_x0000_t202" style="position:absolute;margin-left:-1.05pt;margin-top:424.85pt;width:232.5pt;height:244.8pt;z-index:251663360;visibility:visible;mso-wrap-style:square;mso-height-percent:0;mso-wrap-distance-left:9pt;mso-wrap-distance-top:0;mso-wrap-distance-right:9pt;mso-wrap-distance-bottom:0;mso-position-horizontal:absolute;mso-position-horizontal-relative:text;mso-position-vertical:absolute;mso-position-vertical-relative:text;mso-height-percent:0;mso-height-relative:margin;v-text-anchor:top" o:gfxdata="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" filled="f" strokecolor="black [3213]" strokeweight=".5pt">
-                <v:textbox>
-                  <w:txbxContent>
-                    <w:p>
-                      <w:pPr>
+                      <w:r>
                         <w:rPr>
-                          <w:b/>
-                          <w:bCs/>
-                          <w:sz w:val="40"/>
-                          <w:szCs w:val="40"/>
+                          <w:rFonts w:ascii="NOORIN73" w:hAnsi="NOORIN73" w:hint="cs"/>
+                          <w:sz w:val="24"/>
+                          <w:szCs w:val="24"/>
+                          <w:rtl/>
                         </w:rPr>
-                      </w:pPr>
+                        <w:t>اور جوابات</w:t>
+                      </w:r>
                       <w:r>
                         <w:rPr>
-                          <w:b/>
-                          <w:bCs/>
-                          <w:sz w:val="40"/>
-                          <w:szCs w:val="40"/>
+                          <w:rFonts w:ascii="NOORIN73" w:hAnsi="NOORIN73" w:hint="cs"/>
+                          <w:sz w:val="24"/>
+                          <w:szCs w:val="24"/>
+                          <w:rtl/>
                         </w:rPr>
-                        <w:t>G.K</w:t>
-                      </w:r>
-                    </w:p>
-                    <w:p>
-                      <w:pPr>
+                        <w:t xml:space="preserve">، </w:t>
+                      </w:r>
+                      <w:r>
                         <w:rPr>
-                          <w:b/>
-                          <w:bCs/>
-                          <w:sz w:val="32"/>
-                          <w:szCs w:val="32"/>
+                          <w:rFonts w:ascii="NOORIN73" w:hAnsi="NOORIN73" w:hint="cs"/>
+                          <w:sz w:val="24"/>
+                          <w:szCs w:val="24"/>
+                          <w:rtl/>
                         </w:rPr>
-                      </w:pPr>
+                        <w:t>خالی جگہیں اور بک ورک</w:t>
+                      </w:r>
                       <w:r>
                         <w:rPr>
-                          <w:b/>
-                          <w:bCs/>
-                          <w:sz w:val="32"/>
-                          <w:szCs w:val="32"/>
+                          <w:rFonts w:ascii="NOORIN73" w:hAnsi="NOORIN73" w:hint="cs"/>
+                          <w:sz w:val="24"/>
+                          <w:szCs w:val="24"/>
+                          <w:rtl/>
                         </w:rPr>
-                        <w:t>Unit:</w:t>
-                      </w:r>
-                    </w:p>
-                    <w:p>
-                      <w:pPr>
-                        <w:pStyle w:val="Heading1Char"/>
-                        <w:numPr>
-                          <w:ilvl w:val="0"/>
-                          <w:numId w:val="7"/>
-                        </w:numPr>
-                      </w:pPr>
-                      <w:r>
-                        <w:t>The Sky.</w:t>
-                      </w:r>
-                    </w:p>
-                    <w:p>
-                      <w:pPr>
-                        <w:pStyle w:val="Heading1Char"/>
-                        <w:numPr>
-                          <w:ilvl w:val="0"/>
-                          <w:numId w:val="7"/>
-                        </w:numPr>
-                      </w:pPr>
-                      <w:r>
-                        <w:t>My Body.</w:t>
-                      </w:r>
-                    </w:p>
-                    <w:p>
-                      <w:pPr>
-                        <w:pStyle w:val="Heading1Char"/>
-                        <w:numPr>
-                          <w:ilvl w:val="0"/>
-                          <w:numId w:val="7"/>
-                        </w:numPr>
-                      </w:pPr>
-                      <w:r>
-                        <w:t>Keeping Ourselves Clean.</w:t>
-                      </w:r>
-                    </w:p>
-                    <w:p>
-                      <w:pPr>
-                        <w:pStyle w:val="Heading1Char"/>
-                        <w:numPr>
-                          <w:ilvl w:val="0"/>
-                          <w:numId w:val="7"/>
-                        </w:numPr>
-                      </w:pPr>
-                      <w:r>
-                        <w:t>Good Manners.</w:t>
-                      </w:r>
-                    </w:p>
-                    <w:p>
-                      <w:pPr>
-                        <w:pStyle w:val="Heading1Char"/>
-                        <w:numPr>
-                          <w:ilvl w:val="0"/>
-                          <w:numId w:val="7"/>
-                        </w:numPr>
-                      </w:pPr>
-                      <w:r>
-                        <w:t>Words / Meaning.</w:t>
-                      </w:r>
-                    </w:p>
-                    <w:p>
-                      <w:pPr>
-                        <w:pStyle w:val="Heading1Char"/>
-                        <w:numPr>
-                          <w:ilvl w:val="0"/>
-                          <w:numId w:val="7"/>
-                        </w:numPr>
-                      </w:pPr>
-                      <w:r>
-                        <w:t>Question / Answers.</w:t>
-                      </w:r>
-                    </w:p>
-                    <w:p>
-                      <w:pPr>
-                        <w:pStyle w:val="Heading1Char"/>
-                        <w:numPr>
-                          <w:ilvl w:val="0"/>
-                          <w:numId w:val="7"/>
-                        </w:numPr>
-                      </w:pPr>
-                      <w:r>
-                        <w:t>Fill in the Blanks.</w:t>
-                      </w:r>
-                    </w:p>
-                    <w:p>
-                      <w:pPr>
-                        <w:pStyle w:val="Heading1Char"/>
-                        <w:numPr>
-                          <w:ilvl w:val="0"/>
-                          <w:numId w:val="7"/>
-                        </w:numPr>
-                      </w:pPr>
-                      <w:r>
-                        <w:t>True / False.</w:t>
+                        <w:t>)</w:t>
                       </w:r>
                     </w:p>
                   </w:txbxContent>
@@ -1195,7 +1281,7 @@
         <mc:AlternateContent>
           <mc:Choice Requires="wps">
             <w:drawing>
-              <wp:anchor distT="0" distB="0" distL="114300" distR="114300" simplePos="0" relativeHeight="251659264" behindDoc="0" locked="0" layoutInCell="1" allowOverlap="1" wp14:anchorId="2C2E80CB" wp14:editId="02AD07B0">
+              <wp:anchor distT="0" distB="0" distL="114300" distR="114300" simplePos="0" relativeHeight="251659264" behindDoc="0" locked="0" layoutInCell="1" allowOverlap="1" wp14:anchorId="2C2E80CB" wp14:editId="03C1AB2E">
                 <wp:simplePos x="0" y="0"/>
                 <wp:positionH relativeFrom="column">
                   <wp:posOffset>-9525</wp:posOffset>
@@ -1203,8 +1289,8 @@
                 <wp:positionV relativeFrom="paragraph">
                   <wp:posOffset>97790</wp:posOffset>
                 </wp:positionV>
-                <wp:extent cx="2952750" cy="5212080"/>
-                <wp:effectExtent l="0" t="0" r="19050" b="26670"/>
+                <wp:extent cx="2952750" cy="4846320"/>
+                <wp:effectExtent l="0" t="0" r="19050" b="11430"/>
                 <wp:wrapNone/>
                 <wp:docPr id="1796463480" name="Text Box 1"/>
                 <wp:cNvGraphicFramePr/>
@@ -1215,7 +1301,7 @@
                       <wps:spPr>
                         <a:xfrm>
                           <a:off x="0" y="0"/>
-                          <a:ext cx="2952750" cy="5212080"/>
+                          <a:ext cx="2952750" cy="4846320"/>
                         </a:xfrm>
                         <a:prstGeom prst="rect">
                           <a:avLst/>
@@ -1314,15 +1400,9 @@
                                 <w:ilvl w:val="0"/>
                                 <w:numId w:val="1"/>
                               </w:numPr>
+                            </w:pPr>
+                            <w:r>
                               <w:rPr>
-                                <w:b/>
-                                <w:bCs/>
-                              </w:rPr>
-                            </w:pPr>
-                            <w:r>
-                              <w:rPr>
-                                <w:b/>
-                                <w:bCs/>
                                 <w:sz w:val="24"/>
                                 <w:szCs w:val="24"/>
                               </w:rPr>
@@ -1330,51 +1410,45 @@
                             </w:r>
                           </w:p>
                           <w:p>
-                            <w:pPr>
-                              <w:pStyle w:val="ListParagraph"/>
-                              <w:numPr>
-                                <w:ilvl w:val="0"/>
-                                <w:numId w:val="3"/>
-                              </w:numPr>
-                            </w:pPr>
-                            <w:r>
-                              <w:t>Key Words.</w:t>
-                            </w:r>
-                          </w:p>
-                          <w:p>
-                            <w:pPr>
-                              <w:pStyle w:val="ListParagraph"/>
-                              <w:numPr>
-                                <w:ilvl w:val="0"/>
-                                <w:numId w:val="3"/>
-                              </w:numPr>
-                            </w:pPr>
-                            <w:r>
-                              <w:t>Words / Meaning.</w:t>
-                            </w:r>
-                          </w:p>
-                          <w:p>
-                            <w:pPr>
-                              <w:pStyle w:val="ListParagraph"/>
-                              <w:numPr>
-                                <w:ilvl w:val="0"/>
-                                <w:numId w:val="3"/>
-                              </w:numPr>
-                            </w:pPr>
-                            <w:r>
-                              <w:t>Question / Answers.</w:t>
-                            </w:r>
-                          </w:p>
-                          <w:p>
-                            <w:pPr>
-                              <w:pStyle w:val="ListParagraph"/>
-                              <w:numPr>
-                                <w:ilvl w:val="0"/>
-                                <w:numId w:val="3"/>
-                              </w:numPr>
-                            </w:pPr>
+                            <w:r>
+                              <w:t>(</w:t>
+                            </w:r>
+                            <w:r>
+                              <w:t xml:space="preserve">Key </w:t>
+                            </w:r>
+                            <w:r>
+                              <w:t>Words</w:t>
+                            </w:r>
+                            <w:r>
+                              <w:rPr>
+                                <w:rFonts w:hint="cs"/>
+                                <w:rtl/>
+                              </w:rPr>
+                              <w:t>,</w:t>
+                            </w:r>
+                            <w:r>
+                              <w:t xml:space="preserve"> </w:t>
+                            </w:r>
+                            <w:r>
+                              <w:t>Words / Meaning</w:t>
+                            </w:r>
+                            <w:r>
+                              <w:t xml:space="preserve">, </w:t>
+                            </w:r>
+                            <w:r>
+                              <w:t>Question / Answers</w:t>
+                            </w:r>
+                            <w:r>
+                              <w:t xml:space="preserve"> and </w:t>
+                            </w:r>
                             <w:r>
                               <w:t>Fill in the Blanks.</w:t>
+                            </w:r>
+                            <w:r>
+                              <w:t xml:space="preserve"> of all Chapters</w:t>
+                            </w:r>
+                            <w:r>
+                              <w:t>)</w:t>
                             </w:r>
                           </w:p>
                           <w:p>
@@ -1555,7 +1629,7 @@
           </mc:Choice>
           <mc:Fallback>
             <w:pict>
-              <v:shape w14:anchorId="2C2E80CB" id="_x0000_s1029" type="#_x0000_t202" style="position:absolute;margin-left:-.75pt;margin-top:7.7pt;width:232.5pt;height:410.4pt;z-index:251659264;visibility:visible;mso-wrap-style:square;mso-height-percent:0;mso-wrap-distance-left:9pt;mso-wrap-distance-top:0;mso-wrap-distance-right:9pt;mso-wrap-distance-bottom:0;mso-position-horizontal:absolute;mso-position-horizontal-relative:text;mso-position-vertical:absolute;mso-position-vertical-relative:text;mso-height-percent:0;mso-height-relative:margin;v-text-anchor:top" o:gfxdata="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" filled="f" strokecolor="black [3213]" strokeweight=".5pt">
+              <v:shape w14:anchorId="2C2E80CB" id="_x0000_s1029" type="#_x0000_t202" style="position:absolute;margin-left:-.75pt;margin-top:7.7pt;width:232.5pt;height:381.6pt;z-index:251659264;visibility:visible;mso-wrap-style:square;mso-height-percent:0;mso-wrap-distance-left:9pt;mso-wrap-distance-top:0;mso-wrap-distance-right:9pt;mso-wrap-distance-bottom:0;mso-position-horizontal:absolute;mso-position-horizontal-relative:text;mso-position-vertical:absolute;mso-position-vertical-relative:text;mso-height-percent:0;mso-height-relative:margin;v-text-anchor:top" o:gfxdata="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" filled="f" strokecolor="black [3213]" strokeweight=".5pt">
                 <v:textbox>
                   <w:txbxContent>
                     <w:p>
@@ -1643,15 +1717,9 @@
                           <w:ilvl w:val="0"/>
                           <w:numId w:val="1"/>
                         </w:numPr>
+                      </w:pPr>
+                      <w:r>
                         <w:rPr>
-                          <w:b/>
-                          <w:bCs/>
-                        </w:rPr>
-                      </w:pPr>
-                      <w:r>
-                        <w:rPr>
-                          <w:b/>
-                          <w:bCs/>
                           <w:sz w:val="24"/>
                           <w:szCs w:val="24"/>
                         </w:rPr>
@@ -1659,51 +1727,45 @@
                       </w:r>
                     </w:p>
                     <w:p>
-                      <w:pPr>
-                        <w:pStyle w:val="ListParagraph"/>
-                        <w:numPr>
-                          <w:ilvl w:val="0"/>
-                          <w:numId w:val="3"/>
-                        </w:numPr>
-                      </w:pPr>
-                      <w:r>
-                        <w:t>Key Words.</w:t>
-                      </w:r>
-                    </w:p>
-                    <w:p>
-                      <w:pPr>
-                        <w:pStyle w:val="ListParagraph"/>
-                        <w:numPr>
-                          <w:ilvl w:val="0"/>
-                          <w:numId w:val="3"/>
-                        </w:numPr>
-                      </w:pPr>
-                      <w:r>
-                        <w:t>Words / Meaning.</w:t>
-                      </w:r>
-                    </w:p>
-                    <w:p>
-                      <w:pPr>
-                        <w:pStyle w:val="ListParagraph"/>
-                        <w:numPr>
-                          <w:ilvl w:val="0"/>
-                          <w:numId w:val="3"/>
-                        </w:numPr>
-                      </w:pPr>
-                      <w:r>
-                        <w:t>Question / Answers.</w:t>
-                      </w:r>
-                    </w:p>
-                    <w:p>
-                      <w:pPr>
-                        <w:pStyle w:val="ListParagraph"/>
-                        <w:numPr>
-                          <w:ilvl w:val="0"/>
-                          <w:numId w:val="3"/>
-                        </w:numPr>
-                      </w:pPr>
+                      <w:r>
+                        <w:t>(</w:t>
+                      </w:r>
+                      <w:r>
+                        <w:t xml:space="preserve">Key </w:t>
+                      </w:r>
+                      <w:r>
+                        <w:t>Words</w:t>
+                      </w:r>
+                      <w:r>
+                        <w:rPr>
+                          <w:rFonts w:hint="cs"/>
+                          <w:rtl/>
+                        </w:rPr>
+                        <w:t>,</w:t>
+                      </w:r>
+                      <w:r>
+                        <w:t xml:space="preserve"> </w:t>
+                      </w:r>
+                      <w:r>
+                        <w:t>Words / Meaning</w:t>
+                      </w:r>
+                      <w:r>
+                        <w:t xml:space="preserve">, </w:t>
+                      </w:r>
+                      <w:r>
+                        <w:t>Question / Answers</w:t>
+                      </w:r>
+                      <w:r>
+                        <w:t xml:space="preserve"> and </w:t>
+                      </w:r>
                       <w:r>
                         <w:t>Fill in the Blanks.</w:t>
+                      </w:r>
+                      <w:r>
+                        <w:t xml:space="preserve"> of all Chapters</w:t>
+                      </w:r>
+                      <w:r>
+                        <w:t>)</w:t>
                       </w:r>
                     </w:p>
                     <w:p>
@@ -2402,6 +2464,95 @@
     </w:lvl>
   </w:abstractNum>
   <w:abstractNum w:abstractNumId="6" w15:restartNumberingAfterBreak="0">
+    <w:nsid w:val="4E1E28C5"/>
+    <w:multiLevelType w:val="hybridMultilevel"/>
+    <w:tmpl w:val="461C067A"/>
+    <w:lvl w:ilvl="0" w:tplc="835C082C">
+      <w:start w:val="1"/>
+      <w:numFmt w:val="arabicAlpha"/>
+      <w:lvlText w:val="%1)"/>
+      <w:lvlJc w:val="right"/>
+      <w:pPr>
+        <w:ind w:left="720" w:hanging="360"/>
+      </w:pPr>
+      <w:rPr>
+        <w:rFonts w:hint="default"/>
+      </w:rPr>
+    </w:lvl>
+    <w:lvl w:ilvl="1" w:tplc="04090019" w:tentative="1">
+      <w:start w:val="1"/>
+      <w:numFmt w:val="lowerLetter"/>
+      <w:lvlText w:val="%2."/>
+      <w:lvlJc w:val="left"/>
+      <w:pPr>
+        <w:ind w:left="1440" w:hanging="360"/>
+      </w:pPr>
+    </w:lvl>
+    <w:lvl w:ilvl="2" w:tplc="0409001B" w:tentative="1">
+      <w:start w:val="1"/>
+      <w:numFmt w:val="lowerRoman"/>
+      <w:lvlText w:val="%3."/>
+      <w:lvlJc w:val="right"/>
+      <w:pPr>
+        <w:ind w:left="2160" w:hanging="180"/>
+      </w:pPr>
+    </w:lvl>
+    <w:lvl w:ilvl="3" w:tplc="0409000F" w:tentative="1">
+      <w:start w:val="1"/>
+      <w:numFmt w:val="decimal"/>
+      <w:lvlText w:val="%4."/>
+      <w:lvlJc w:val="left"/>
+      <w:pPr>
+        <w:ind w:left="2880" w:hanging="360"/>
+      </w:pPr>
+    </w:lvl>
+    <w:lvl w:ilvl="4" w:tplc="04090019" w:tentative="1">
+      <w:start w:val="1"/>
+      <w:numFmt w:val="lowerLetter"/>
+      <w:lvlText w:val="%5."/>
+      <w:lvlJc w:val="left"/>
+      <w:pPr>
+        <w:ind w:left="3600" w:hanging="360"/>
+      </w:pPr>
+    </w:lvl>
+    <w:lvl w:ilvl="5" w:tplc="0409001B" w:tentative="1">
+      <w:start w:val="1"/>
+      <w:numFmt w:val="lowerRoman"/>
+      <w:lvlText w:val="%6."/>
+      <w:lvlJc w:val="right"/>
+      <w:pPr>
+        <w:ind w:left="4320" w:hanging="180"/>
+      </w:pPr>
+    </w:lvl>
+    <w:lvl w:ilvl="6" w:tplc="0409000F" w:tentative="1">
+      <w:start w:val="1"/>
+      <w:numFmt w:val="decimal"/>
+      <w:lvlText w:val="%7."/>
+      <w:lvlJc w:val="left"/>
+      <w:pPr>
+        <w:ind w:left="5040" w:hanging="360"/>
+      </w:pPr>
+    </w:lvl>
+    <w:lvl w:ilvl="7" w:tplc="04090019" w:tentative="1">
+      <w:start w:val="1"/>
+      <w:numFmt w:val="lowerLetter"/>
+      <w:lvlText w:val="%8."/>
+      <w:lvlJc w:val="left"/>
+      <w:pPr>
+        <w:ind w:left="5760" w:hanging="360"/>
+      </w:pPr>
+    </w:lvl>
+    <w:lvl w:ilvl="8" w:tplc="0409001B" w:tentative="1">
+      <w:start w:val="1"/>
+      <w:numFmt w:val="lowerRoman"/>
+      <w:lvlText w:val="%9."/>
+      <w:lvlJc w:val="right"/>
+      <w:pPr>
+        <w:ind w:left="6480" w:hanging="180"/>
+      </w:pPr>
+    </w:lvl>
+  </w:abstractNum>
+  <w:abstractNum w:abstractNumId="7" w15:restartNumberingAfterBreak="0">
     <w:nsid w:val="5103243E"/>
     <w:multiLevelType w:val="hybridMultilevel"/>
     <w:tmpl w:val="359C2046"/>
@@ -2487,7 +2638,7 @@
       </w:pPr>
     </w:lvl>
   </w:abstractNum>
-  <w:abstractNum w:abstractNumId="7" w15:restartNumberingAfterBreak="0">
+  <w:abstractNum w:abstractNumId="8" w15:restartNumberingAfterBreak="0">
     <w:nsid w:val="7B605BF0"/>
     <w:multiLevelType w:val="hybridMultilevel"/>
     <w:tmpl w:val="9BFEEB54"/>
@@ -2577,13 +2728,13 @@
     <w:abstractNumId w:val="0"/>
   </w:num>
   <w:num w:numId="2" w16cid:durableId="2102791835">
-    <w:abstractNumId w:val="7"/>
+    <w:abstractNumId w:val="8"/>
   </w:num>
   <w:num w:numId="3" w16cid:durableId="926232976">
     <w:abstractNumId w:val="2"/>
   </w:num>
   <w:num w:numId="4" w16cid:durableId="831915737">
-    <w:abstractNumId w:val="6"/>
+    <w:abstractNumId w:val="7"/>
   </w:num>
   <w:num w:numId="5" w16cid:durableId="1360859821">
     <w:abstractNumId w:val="4"/>
@@ -2596,6 +2747,9 @@
   </w:num>
   <w:num w:numId="8" w16cid:durableId="1193880148">
     <w:abstractNumId w:val="1"/>
+  </w:num>
+  <w:num w:numId="9" w16cid:durableId="2117603714">
+    <w:abstractNumId w:val="6"/>
   </w:num>
 </w:numbering>
 </file>

--- a/Sindhi Muslim/Syllabus/Final Term 2024-25/Level-I.docx
+++ b/Sindhi Muslim/Syllabus/Final Term 2024-25/Level-I.docx
@@ -99,6 +99,15 @@
                 <w:sz w:val="32"/>
                 <w:szCs w:val="32"/>
               </w:rPr>
+              <w:t xml:space="preserve">Level-I </w:t>
+            </w:r>
+            <w:r>
+              <w:rPr>
+                <w:b/>
+                <w:bCs/>
+                <w:sz w:val="32"/>
+                <w:szCs w:val="32"/>
+              </w:rPr>
               <w:t>Syllabus for Final Term</w:t>
             </w:r>
             <w:r>
@@ -136,7 +145,1249 @@
         <mc:AlternateContent>
           <mc:Choice Requires="wps">
             <w:drawing>
-              <wp:anchor distT="0" distB="0" distL="114300" distR="114300" simplePos="0" relativeHeight="251663360" behindDoc="0" locked="0" layoutInCell="1" allowOverlap="1" wp14:anchorId="3465B9E6" wp14:editId="403991C6">
+              <wp:anchor distT="0" distB="0" distL="114300" distR="114300" simplePos="0" relativeHeight="251667456" behindDoc="0" locked="0" layoutInCell="1" allowOverlap="1" wp14:anchorId="0737869E" wp14:editId="69E19EB1">
+                <wp:simplePos x="0" y="0"/>
+                <wp:positionH relativeFrom="column">
+                  <wp:posOffset>3093720</wp:posOffset>
+                </wp:positionH>
+                <wp:positionV relativeFrom="paragraph">
+                  <wp:posOffset>6182995</wp:posOffset>
+                </wp:positionV>
+                <wp:extent cx="2952750" cy="2560320"/>
+                <wp:effectExtent l="0" t="0" r="19050" b="11430"/>
+                <wp:wrapNone/>
+                <wp:docPr id="1957936819" name="Text Box 1"/>
+                <wp:cNvGraphicFramePr/>
+                <a:graphic xmlns:a="http://schemas.openxmlformats.org/drawingml/2006/main">
+                  <a:graphicData uri="http://schemas.microsoft.com/office/word/2010/wordprocessingShape">
+                    <wps:wsp>
+                      <wps:cNvSpPr txBox="1"/>
+                      <wps:spPr>
+                        <a:xfrm>
+                          <a:off x="0" y="0"/>
+                          <a:ext cx="2952750" cy="2560320"/>
+                        </a:xfrm>
+                        <a:prstGeom prst="rect">
+                          <a:avLst/>
+                        </a:prstGeom>
+                        <a:noFill/>
+                        <a:ln w="6350">
+                          <a:solidFill>
+                            <a:schemeClr val="tx1"/>
+                          </a:solidFill>
+                        </a:ln>
+                      </wps:spPr>
+                      <wps:txbx>
+                        <w:txbxContent>
+                          <w:p>
+                            <w:pPr>
+                              <w:jc w:val="right"/>
+                              <w:rPr>
+                                <w:b/>
+                                <w:bCs/>
+                                <w:sz w:val="40"/>
+                                <w:szCs w:val="40"/>
+                              </w:rPr>
+                            </w:pPr>
+                            <w:r>
+                              <w:rPr>
+                                <w:rFonts w:hint="cs"/>
+                                <w:b/>
+                                <w:bCs/>
+                                <w:sz w:val="40"/>
+                                <w:szCs w:val="40"/>
+                                <w:rtl/>
+                              </w:rPr>
+                              <w:t>ا</w:t>
+                            </w:r>
+                            <w:r>
+                              <w:rPr>
+                                <w:rFonts w:hint="cs"/>
+                                <w:b/>
+                                <w:bCs/>
+                                <w:sz w:val="40"/>
+                                <w:szCs w:val="40"/>
+                                <w:rtl/>
+                              </w:rPr>
+                              <w:t>سلامیات</w:t>
+                            </w:r>
+                          </w:p>
+                          <w:p>
+                            <w:pPr>
+                              <w:jc w:val="right"/>
+                              <w:rPr>
+                                <w:rFonts w:ascii="NOORIN73" w:hAnsi="NOORIN73"/>
+                                <w:sz w:val="24"/>
+                                <w:szCs w:val="24"/>
+                                <w:lang w:bidi="ur-PK"/>
+                              </w:rPr>
+                            </w:pPr>
+                            <w:r>
+                              <w:rPr>
+                                <w:rFonts w:ascii="NOORIN73" w:hAnsi="NOORIN73" w:hint="cs"/>
+                                <w:sz w:val="24"/>
+                                <w:szCs w:val="24"/>
+                                <w:rtl/>
+                                <w:lang w:bidi="ur-PK"/>
+                              </w:rPr>
+                              <w:t>تیسرا کلمہ</w:t>
+                            </w:r>
+                          </w:p>
+                          <w:p>
+                            <w:pPr>
+                              <w:jc w:val="right"/>
+                              <w:rPr>
+                                <w:rFonts w:ascii="NOORIN73" w:hAnsi="NOORIN73"/>
+                                <w:sz w:val="24"/>
+                                <w:szCs w:val="24"/>
+                                <w:rtl/>
+                                <w:lang w:bidi="ur-PK"/>
+                              </w:rPr>
+                            </w:pPr>
+                            <w:r>
+                              <w:rPr>
+                                <w:rFonts w:ascii="NOORIN73" w:hAnsi="NOORIN73" w:hint="cs"/>
+                                <w:sz w:val="24"/>
+                                <w:szCs w:val="24"/>
+                                <w:rtl/>
+                                <w:lang w:bidi="ur-PK"/>
+                              </w:rPr>
+                              <w:t>سورۃ الکوثر اور سورۃ الفلق</w:t>
+                            </w:r>
+                          </w:p>
+                          <w:p>
+                            <w:pPr>
+                              <w:jc w:val="right"/>
+                              <w:rPr>
+                                <w:rFonts w:ascii="NOORIN73" w:hAnsi="NOORIN73"/>
+                                <w:b/>
+                                <w:bCs/>
+                                <w:sz w:val="32"/>
+                                <w:szCs w:val="32"/>
+                                <w:rtl/>
+                                <w:lang w:bidi="ur-PK"/>
+                              </w:rPr>
+                            </w:pPr>
+                            <w:r>
+                              <w:rPr>
+                                <w:rFonts w:ascii="NOORIN73" w:hAnsi="NOORIN73" w:hint="cs"/>
+                                <w:sz w:val="24"/>
+                                <w:szCs w:val="24"/>
+                                <w:rtl/>
+                                <w:lang w:bidi="ur-PK"/>
+                              </w:rPr>
+                              <w:t>گھر سے نکلنے کی دعا</w:t>
+                            </w:r>
+                          </w:p>
+                          <w:p>
+                            <w:pPr>
+                              <w:ind w:left="360"/>
+                              <w:jc w:val="right"/>
+                              <w:rPr>
+                                <w:rFonts w:ascii="NOORIN73" w:hAnsi="NOORIN73"/>
+                                <w:sz w:val="24"/>
+                                <w:szCs w:val="24"/>
+                                <w:rtl/>
+                                <w:lang w:bidi="ur-PK"/>
+                              </w:rPr>
+                            </w:pPr>
+                            <w:r>
+                              <w:rPr>
+                                <w:rFonts w:ascii="NOORIN73" w:hAnsi="NOORIN73" w:hint="cs"/>
+                                <w:sz w:val="24"/>
+                                <w:szCs w:val="24"/>
+                                <w:rtl/>
+                                <w:lang w:bidi="ur-PK"/>
+                              </w:rPr>
+                              <w:t>دودھ پینے کی دعا</w:t>
+                            </w:r>
+                          </w:p>
+                          <w:p>
+                            <w:pPr>
+                              <w:ind w:left="360"/>
+                              <w:jc w:val="right"/>
+                              <w:rPr>
+                                <w:rFonts w:ascii="NOORIN73" w:hAnsi="NOORIN73"/>
+                                <w:sz w:val="24"/>
+                                <w:szCs w:val="24"/>
+                                <w:rtl/>
+                                <w:lang w:bidi="ur-PK"/>
+                              </w:rPr>
+                            </w:pPr>
+                            <w:r>
+                              <w:rPr>
+                                <w:rFonts w:ascii="NOORIN73" w:hAnsi="NOORIN73" w:hint="cs"/>
+                                <w:sz w:val="24"/>
+                                <w:szCs w:val="24"/>
+                                <w:rtl/>
+                                <w:lang w:bidi="ur-PK"/>
+                              </w:rPr>
+                              <w:t>کپڑے پہننے کی دعا</w:t>
+                            </w:r>
+                          </w:p>
+                          <w:p>
+                            <w:pPr>
+                              <w:jc w:val="right"/>
+                              <w:rPr>
+                                <w:rFonts w:ascii="NOORIN73" w:hAnsi="NOORIN73"/>
+                                <w:sz w:val="24"/>
+                                <w:szCs w:val="24"/>
+                                <w:rtl/>
+                              </w:rPr>
+                            </w:pPr>
+                            <w:r>
+                              <w:rPr>
+                                <w:rFonts w:ascii="NOORIN73" w:hAnsi="NOORIN73" w:hint="cs"/>
+                                <w:sz w:val="24"/>
+                                <w:szCs w:val="24"/>
+                                <w:rtl/>
+                                <w:lang w:bidi="ur-PK"/>
+                              </w:rPr>
+                              <w:t>تعوز اور تسمیہ ترجمے کے ساتھ</w:t>
+                            </w:r>
+                          </w:p>
+                          <w:p>
+                            <w:pPr>
+                              <w:jc w:val="right"/>
+                              <w:rPr>
+                                <w:rFonts w:ascii="NOORIN73" w:hAnsi="NOORIN73"/>
+                                <w:sz w:val="24"/>
+                                <w:szCs w:val="24"/>
+                                <w:rtl/>
+                              </w:rPr>
+                            </w:pPr>
+                            <w:r>
+                              <w:rPr>
+                                <w:rFonts w:ascii="NOORIN73" w:hAnsi="NOORIN73" w:hint="cs"/>
+                                <w:sz w:val="24"/>
+                                <w:szCs w:val="24"/>
+                                <w:rtl/>
+                              </w:rPr>
+                              <w:t>درود ابراہیمی</w:t>
+                            </w:r>
+                          </w:p>
+                        </w:txbxContent>
+                      </wps:txbx>
+                      <wps:bodyPr rot="0" spcFirstLastPara="0" vertOverflow="overflow" horzOverflow="overflow" vert="horz" wrap="square" lIns="91440" tIns="45720" rIns="91440" bIns="45720" numCol="1" spcCol="0" rtlCol="0" fromWordArt="0" anchor="t" anchorCtr="0" forceAA="0" compatLnSpc="1">
+                        <a:prstTxWarp prst="textNoShape">
+                          <a:avLst/>
+                        </a:prstTxWarp>
+                        <a:noAutofit/>
+                      </wps:bodyPr>
+                    </wps:wsp>
+                  </a:graphicData>
+                </a:graphic>
+                <wp14:sizeRelV relativeFrom="margin">
+                  <wp14:pctHeight>0</wp14:pctHeight>
+                </wp14:sizeRelV>
+              </wp:anchor>
+            </w:drawing>
+          </mc:Choice>
+          <mc:Fallback>
+            <w:pict>
+              <v:shapetype w14:anchorId="0737869E" id="_x0000_t202" coordsize="21600,21600" o:spt="202" path="m,l,21600r21600,l21600,xe">
+                <v:stroke joinstyle="miter"/>
+                <v:path gradientshapeok="t" o:connecttype="rect"/>
+              </v:shapetype>
+              <v:shape id="Text Box 1" o:spid="_x0000_s1026" type="#_x0000_t202" style="position:absolute;margin-left:243.6pt;margin-top:486.85pt;width:232.5pt;height:201.6pt;z-index:251667456;visibility:visible;mso-wrap-style:square;mso-height-percent:0;mso-wrap-distance-left:9pt;mso-wrap-distance-top:0;mso-wrap-distance-right:9pt;mso-wrap-distance-bottom:0;mso-position-horizontal:absolute;mso-position-horizontal-relative:text;mso-position-vertical:absolute;mso-position-vertical-relative:text;mso-height-percent:0;mso-height-relative:margin;v-text-anchor:top" o:gfxdata="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" filled="f" strokecolor="black [3213]" strokeweight=".5pt">
+                <v:textbox>
+                  <w:txbxContent>
+                    <w:p>
+                      <w:pPr>
+                        <w:jc w:val="right"/>
+                        <w:rPr>
+                          <w:b/>
+                          <w:bCs/>
+                          <w:sz w:val="40"/>
+                          <w:szCs w:val="40"/>
+                        </w:rPr>
+                      </w:pPr>
+                      <w:r>
+                        <w:rPr>
+                          <w:rFonts w:hint="cs"/>
+                          <w:b/>
+                          <w:bCs/>
+                          <w:sz w:val="40"/>
+                          <w:szCs w:val="40"/>
+                          <w:rtl/>
+                        </w:rPr>
+                        <w:t>ا</w:t>
+                      </w:r>
+                      <w:r>
+                        <w:rPr>
+                          <w:rFonts w:hint="cs"/>
+                          <w:b/>
+                          <w:bCs/>
+                          <w:sz w:val="40"/>
+                          <w:szCs w:val="40"/>
+                          <w:rtl/>
+                        </w:rPr>
+                        <w:t>سلامیات</w:t>
+                      </w:r>
+                    </w:p>
+                    <w:p>
+                      <w:pPr>
+                        <w:jc w:val="right"/>
+                        <w:rPr>
+                          <w:rFonts w:ascii="NOORIN73" w:hAnsi="NOORIN73"/>
+                          <w:sz w:val="24"/>
+                          <w:szCs w:val="24"/>
+                          <w:lang w:bidi="ur-PK"/>
+                        </w:rPr>
+                      </w:pPr>
+                      <w:r>
+                        <w:rPr>
+                          <w:rFonts w:ascii="NOORIN73" w:hAnsi="NOORIN73" w:hint="cs"/>
+                          <w:sz w:val="24"/>
+                          <w:szCs w:val="24"/>
+                          <w:rtl/>
+                          <w:lang w:bidi="ur-PK"/>
+                        </w:rPr>
+                        <w:t>تیسرا کلمہ</w:t>
+                      </w:r>
+                    </w:p>
+                    <w:p>
+                      <w:pPr>
+                        <w:jc w:val="right"/>
+                        <w:rPr>
+                          <w:rFonts w:ascii="NOORIN73" w:hAnsi="NOORIN73"/>
+                          <w:sz w:val="24"/>
+                          <w:szCs w:val="24"/>
+                          <w:rtl/>
+                          <w:lang w:bidi="ur-PK"/>
+                        </w:rPr>
+                      </w:pPr>
+                      <w:r>
+                        <w:rPr>
+                          <w:rFonts w:ascii="NOORIN73" w:hAnsi="NOORIN73" w:hint="cs"/>
+                          <w:sz w:val="24"/>
+                          <w:szCs w:val="24"/>
+                          <w:rtl/>
+                          <w:lang w:bidi="ur-PK"/>
+                        </w:rPr>
+                        <w:t>سورۃ الکوثر اور سورۃ الفلق</w:t>
+                      </w:r>
+                    </w:p>
+                    <w:p>
+                      <w:pPr>
+                        <w:jc w:val="right"/>
+                        <w:rPr>
+                          <w:rFonts w:ascii="NOORIN73" w:hAnsi="NOORIN73"/>
+                          <w:b/>
+                          <w:bCs/>
+                          <w:sz w:val="32"/>
+                          <w:szCs w:val="32"/>
+                          <w:rtl/>
+                          <w:lang w:bidi="ur-PK"/>
+                        </w:rPr>
+                      </w:pPr>
+                      <w:r>
+                        <w:rPr>
+                          <w:rFonts w:ascii="NOORIN73" w:hAnsi="NOORIN73" w:hint="cs"/>
+                          <w:sz w:val="24"/>
+                          <w:szCs w:val="24"/>
+                          <w:rtl/>
+                          <w:lang w:bidi="ur-PK"/>
+                        </w:rPr>
+                        <w:t>گھر سے نکلنے کی دعا</w:t>
+                      </w:r>
+                    </w:p>
+                    <w:p>
+                      <w:pPr>
+                        <w:ind w:left="360"/>
+                        <w:jc w:val="right"/>
+                        <w:rPr>
+                          <w:rFonts w:ascii="NOORIN73" w:hAnsi="NOORIN73"/>
+                          <w:sz w:val="24"/>
+                          <w:szCs w:val="24"/>
+                          <w:rtl/>
+                          <w:lang w:bidi="ur-PK"/>
+                        </w:rPr>
+                      </w:pPr>
+                      <w:r>
+                        <w:rPr>
+                          <w:rFonts w:ascii="NOORIN73" w:hAnsi="NOORIN73" w:hint="cs"/>
+                          <w:sz w:val="24"/>
+                          <w:szCs w:val="24"/>
+                          <w:rtl/>
+                          <w:lang w:bidi="ur-PK"/>
+                        </w:rPr>
+                        <w:t>دودھ پینے کی دعا</w:t>
+                      </w:r>
+                    </w:p>
+                    <w:p>
+                      <w:pPr>
+                        <w:ind w:left="360"/>
+                        <w:jc w:val="right"/>
+                        <w:rPr>
+                          <w:rFonts w:ascii="NOORIN73" w:hAnsi="NOORIN73"/>
+                          <w:sz w:val="24"/>
+                          <w:szCs w:val="24"/>
+                          <w:rtl/>
+                          <w:lang w:bidi="ur-PK"/>
+                        </w:rPr>
+                      </w:pPr>
+                      <w:r>
+                        <w:rPr>
+                          <w:rFonts w:ascii="NOORIN73" w:hAnsi="NOORIN73" w:hint="cs"/>
+                          <w:sz w:val="24"/>
+                          <w:szCs w:val="24"/>
+                          <w:rtl/>
+                          <w:lang w:bidi="ur-PK"/>
+                        </w:rPr>
+                        <w:t>کپڑے پہننے کی دعا</w:t>
+                      </w:r>
+                    </w:p>
+                    <w:p>
+                      <w:pPr>
+                        <w:jc w:val="right"/>
+                        <w:rPr>
+                          <w:rFonts w:ascii="NOORIN73" w:hAnsi="NOORIN73"/>
+                          <w:sz w:val="24"/>
+                          <w:szCs w:val="24"/>
+                          <w:rtl/>
+                        </w:rPr>
+                      </w:pPr>
+                      <w:r>
+                        <w:rPr>
+                          <w:rFonts w:ascii="NOORIN73" w:hAnsi="NOORIN73" w:hint="cs"/>
+                          <w:sz w:val="24"/>
+                          <w:szCs w:val="24"/>
+                          <w:rtl/>
+                          <w:lang w:bidi="ur-PK"/>
+                        </w:rPr>
+                        <w:t>تعوز اور تسمیہ ترجمے کے ساتھ</w:t>
+                      </w:r>
+                    </w:p>
+                    <w:p>
+                      <w:pPr>
+                        <w:jc w:val="right"/>
+                        <w:rPr>
+                          <w:rFonts w:ascii="NOORIN73" w:hAnsi="NOORIN73"/>
+                          <w:sz w:val="24"/>
+                          <w:szCs w:val="24"/>
+                          <w:rtl/>
+                        </w:rPr>
+                      </w:pPr>
+                      <w:r>
+                        <w:rPr>
+                          <w:rFonts w:ascii="NOORIN73" w:hAnsi="NOORIN73" w:hint="cs"/>
+                          <w:sz w:val="24"/>
+                          <w:szCs w:val="24"/>
+                          <w:rtl/>
+                        </w:rPr>
+                        <w:t>درود ابراہیمی</w:t>
+                      </w:r>
+                    </w:p>
+                  </w:txbxContent>
+                </v:textbox>
+              </v:shape>
+            </w:pict>
+          </mc:Fallback>
+        </mc:AlternateContent>
+      </w:r>
+      <w:r>
+        <w:rPr>
+          <w:b/>
+          <w:bCs/>
+          <w:noProof/>
+          <w:sz w:val="40"/>
+          <w:szCs w:val="40"/>
+          <w14:ligatures w14:val="standardContextual"/>
+        </w:rPr>
+        <mc:AlternateContent>
+          <mc:Choice Requires="wps">
+            <w:drawing>
+              <wp:anchor distT="0" distB="0" distL="114300" distR="114300" simplePos="0" relativeHeight="251665408" behindDoc="0" locked="0" layoutInCell="1" allowOverlap="1" wp14:anchorId="133041AC" wp14:editId="2B54B7AD">
+                <wp:simplePos x="0" y="0"/>
+                <wp:positionH relativeFrom="column">
+                  <wp:posOffset>3093057</wp:posOffset>
+                </wp:positionH>
+                <wp:positionV relativeFrom="paragraph">
+                  <wp:posOffset>2102982</wp:posOffset>
+                </wp:positionV>
+                <wp:extent cx="2952750" cy="3975652"/>
+                <wp:effectExtent l="0" t="0" r="19050" b="25400"/>
+                <wp:wrapNone/>
+                <wp:docPr id="1675392902" name="Text Box 1"/>
+                <wp:cNvGraphicFramePr/>
+                <a:graphic xmlns:a="http://schemas.openxmlformats.org/drawingml/2006/main">
+                  <a:graphicData uri="http://schemas.microsoft.com/office/word/2010/wordprocessingShape">
+                    <wps:wsp>
+                      <wps:cNvSpPr txBox="1"/>
+                      <wps:spPr>
+                        <a:xfrm>
+                          <a:off x="0" y="0"/>
+                          <a:ext cx="2952750" cy="3975652"/>
+                        </a:xfrm>
+                        <a:prstGeom prst="rect">
+                          <a:avLst/>
+                        </a:prstGeom>
+                        <a:noFill/>
+                        <a:ln w="6350">
+                          <a:solidFill>
+                            <a:schemeClr val="tx1"/>
+                          </a:solidFill>
+                        </a:ln>
+                      </wps:spPr>
+                      <wps:txbx>
+                        <w:txbxContent>
+                          <w:p>
+                            <w:pPr>
+                              <w:rPr>
+                                <w:b/>
+                                <w:bCs/>
+                                <w:sz w:val="40"/>
+                                <w:szCs w:val="40"/>
+                              </w:rPr>
+                            </w:pPr>
+                            <w:r>
+                              <w:rPr>
+                                <w:b/>
+                                <w:bCs/>
+                                <w:sz w:val="40"/>
+                                <w:szCs w:val="40"/>
+                              </w:rPr>
+                              <w:t>Urdu</w:t>
+                            </w:r>
+                          </w:p>
+                          <w:p>
+                            <w:pPr>
+                              <w:jc w:val="right"/>
+                              <w:rPr>
+                                <w:rFonts w:ascii="NOORIN73" w:hAnsi="NOORIN73"/>
+                                <w:b/>
+                                <w:bCs/>
+                                <w:sz w:val="32"/>
+                                <w:szCs w:val="32"/>
+                                <w:lang w:bidi="ur-PK"/>
+                              </w:rPr>
+                            </w:pPr>
+                            <w:r>
+                              <w:rPr>
+                                <w:rFonts w:ascii="NOORIN73" w:hAnsi="NOORIN73"/>
+                                <w:b/>
+                                <w:bCs/>
+                                <w:sz w:val="32"/>
+                                <w:szCs w:val="32"/>
+                                <w:rtl/>
+                                <w:lang w:bidi="ur-PK"/>
+                              </w:rPr>
+                              <w:t>اسباق:</w:t>
+                            </w:r>
+                          </w:p>
+                          <w:p>
+                            <w:pPr>
+                              <w:ind w:left="360"/>
+                              <w:jc w:val="right"/>
+                              <w:rPr>
+                                <w:rFonts w:ascii="NOORIN73" w:hAnsi="NOORIN73"/>
+                                <w:sz w:val="24"/>
+                                <w:szCs w:val="24"/>
+                                <w:rtl/>
+                                <w:lang w:bidi="ur-PK"/>
+                              </w:rPr>
+                            </w:pPr>
+                            <w:r>
+                              <w:rPr>
+                                <w:rFonts w:ascii="NOORIN73" w:hAnsi="NOORIN73" w:hint="cs"/>
+                                <w:sz w:val="24"/>
+                                <w:szCs w:val="24"/>
+                                <w:rtl/>
+                                <w:lang w:bidi="ur-PK"/>
+                              </w:rPr>
+                              <w:t>درزی</w:t>
+                            </w:r>
+                          </w:p>
+                          <w:p>
+                            <w:pPr>
+                              <w:ind w:left="360"/>
+                              <w:jc w:val="right"/>
+                              <w:rPr>
+                                <w:rFonts w:ascii="NOORIN73" w:hAnsi="NOORIN73"/>
+                                <w:sz w:val="24"/>
+                                <w:szCs w:val="24"/>
+                                <w:rtl/>
+                                <w:lang w:bidi="ur-PK"/>
+                              </w:rPr>
+                            </w:pPr>
+                            <w:r>
+                              <w:rPr>
+                                <w:rFonts w:ascii="NOORIN73" w:hAnsi="NOORIN73" w:hint="cs"/>
+                                <w:sz w:val="24"/>
+                                <w:szCs w:val="24"/>
+                                <w:rtl/>
+                                <w:lang w:bidi="ur-PK"/>
+                              </w:rPr>
+                              <w:t>شیر</w:t>
+                            </w:r>
+                          </w:p>
+                          <w:p>
+                            <w:pPr>
+                              <w:ind w:left="360"/>
+                              <w:jc w:val="right"/>
+                              <w:rPr>
+                                <w:rFonts w:ascii="NOORIN73" w:hAnsi="NOORIN73"/>
+                                <w:sz w:val="24"/>
+                                <w:szCs w:val="24"/>
+                                <w:rtl/>
+                                <w:lang w:bidi="ur-PK"/>
+                              </w:rPr>
+                            </w:pPr>
+                            <w:r>
+                              <w:rPr>
+                                <w:rFonts w:ascii="NOORIN73" w:hAnsi="NOORIN73" w:hint="cs"/>
+                                <w:sz w:val="24"/>
+                                <w:szCs w:val="24"/>
+                                <w:rtl/>
+                                <w:lang w:bidi="ur-PK"/>
+                              </w:rPr>
+                              <w:t>دیس ہمارا پاکستان (نظم)</w:t>
+                            </w:r>
+                          </w:p>
+                          <w:p>
+                            <w:pPr>
+                              <w:jc w:val="right"/>
+                              <w:rPr>
+                                <w:rFonts w:ascii="NOORIN73" w:hAnsi="NOORIN73"/>
+                                <w:sz w:val="24"/>
+                                <w:szCs w:val="24"/>
+                              </w:rPr>
+                            </w:pPr>
+                            <w:r>
+                              <w:rPr>
+                                <w:rFonts w:ascii="NOORIN73" w:hAnsi="NOORIN73" w:hint="cs"/>
+                                <w:sz w:val="24"/>
+                                <w:szCs w:val="24"/>
+                                <w:rtl/>
+                                <w:lang w:bidi="ur-PK"/>
+                              </w:rPr>
+                              <w:t>(</w:t>
+                            </w:r>
+                            <w:r>
+                              <w:rPr>
+                                <w:rFonts w:ascii="NOORIN73" w:hAnsi="NOORIN73" w:hint="cs"/>
+                                <w:sz w:val="24"/>
+                                <w:szCs w:val="24"/>
+                                <w:rtl/>
+                                <w:lang w:bidi="ur-PK"/>
+                              </w:rPr>
+                              <w:t>مشکل الفاظ</w:t>
+                            </w:r>
+                            <w:r>
+                              <w:rPr>
+                                <w:rFonts w:ascii="NOORIN73" w:hAnsi="NOORIN73" w:hint="cs"/>
+                                <w:sz w:val="24"/>
+                                <w:szCs w:val="24"/>
+                                <w:rtl/>
+                                <w:lang w:bidi="ur-PK"/>
+                              </w:rPr>
+                              <w:t>،</w:t>
+                            </w:r>
+                            <w:r>
+                              <w:rPr>
+                                <w:rFonts w:ascii="NOORIN73" w:hAnsi="NOORIN73" w:hint="cs"/>
+                                <w:sz w:val="24"/>
+                                <w:szCs w:val="24"/>
+                                <w:rtl/>
+                              </w:rPr>
+                              <w:t xml:space="preserve">سوالات </w:t>
+                            </w:r>
+                            <w:r>
+                              <w:rPr>
+                                <w:rFonts w:ascii="NOORIN73" w:hAnsi="NOORIN73" w:hint="cs"/>
+                                <w:sz w:val="24"/>
+                                <w:szCs w:val="24"/>
+                                <w:rtl/>
+                              </w:rPr>
+                              <w:t>اور جوابات</w:t>
+                            </w:r>
+                            <w:r>
+                              <w:rPr>
+                                <w:rFonts w:ascii="NOORIN73" w:hAnsi="NOORIN73" w:hint="cs"/>
+                                <w:sz w:val="24"/>
+                                <w:szCs w:val="24"/>
+                                <w:rtl/>
+                              </w:rPr>
+                              <w:t xml:space="preserve">، </w:t>
+                            </w:r>
+                            <w:r>
+                              <w:rPr>
+                                <w:rFonts w:ascii="NOORIN73" w:hAnsi="NOORIN73" w:hint="cs"/>
+                                <w:sz w:val="24"/>
+                                <w:szCs w:val="24"/>
+                                <w:rtl/>
+                              </w:rPr>
+                              <w:t>خالی جگہیں اور بک ورک</w:t>
+                            </w:r>
+                            <w:r>
+                              <w:rPr>
+                                <w:rFonts w:ascii="NOORIN73" w:hAnsi="NOORIN73" w:hint="cs"/>
+                                <w:sz w:val="24"/>
+                                <w:szCs w:val="24"/>
+                                <w:rtl/>
+                              </w:rPr>
+                              <w:t>)</w:t>
+                            </w:r>
+                          </w:p>
+                          <w:p>
+                            <w:pPr>
+                              <w:jc w:val="right"/>
+                              <w:rPr>
+                                <w:rFonts w:ascii="NOORIN73" w:hAnsi="NOORIN73"/>
+                                <w:b/>
+                                <w:bCs/>
+                                <w:sz w:val="32"/>
+                                <w:szCs w:val="32"/>
+                                <w:rtl/>
+                                <w:lang w:bidi="ur-PK"/>
+                              </w:rPr>
+                            </w:pPr>
+                            <w:r>
+                              <w:rPr>
+                                <w:rFonts w:ascii="NOORIN73" w:hAnsi="NOORIN73" w:hint="cs"/>
+                                <w:b/>
+                                <w:bCs/>
+                                <w:sz w:val="32"/>
+                                <w:szCs w:val="32"/>
+                                <w:rtl/>
+                                <w:lang w:bidi="ur-PK"/>
+                              </w:rPr>
+                              <w:t>گرامر</w:t>
+                            </w:r>
+                            <w:r>
+                              <w:rPr>
+                                <w:rFonts w:ascii="NOORIN73" w:hAnsi="NOORIN73"/>
+                                <w:b/>
+                                <w:bCs/>
+                                <w:sz w:val="32"/>
+                                <w:szCs w:val="32"/>
+                                <w:rtl/>
+                                <w:lang w:bidi="ur-PK"/>
+                              </w:rPr>
+                              <w:t>:</w:t>
+                            </w:r>
+                          </w:p>
+                          <w:p>
+                            <w:pPr>
+                              <w:jc w:val="right"/>
+                              <w:rPr>
+                                <w:rtl/>
+                                <w:lang w:bidi="ur-PK"/>
+                              </w:rPr>
+                            </w:pPr>
+                            <w:r>
+                              <w:rPr>
+                                <w:rFonts w:hint="cs"/>
+                                <w:rtl/>
+                              </w:rPr>
+                              <w:t xml:space="preserve">جمع </w:t>
+                            </w:r>
+                            <w:r>
+                              <w:t xml:space="preserve">/ </w:t>
+                            </w:r>
+                            <w:r>
+                              <w:rPr>
+                                <w:rFonts w:hint="cs"/>
+                                <w:rtl/>
+                                <w:lang w:bidi="ur-PK"/>
+                              </w:rPr>
+                              <w:t>واحد</w:t>
+                            </w:r>
+                          </w:p>
+                          <w:p>
+                            <w:pPr>
+                              <w:jc w:val="right"/>
+                              <w:rPr>
+                                <w:rtl/>
+                                <w:lang w:bidi="ur-PK"/>
+                              </w:rPr>
+                            </w:pPr>
+                            <w:r>
+                              <w:rPr>
+                                <w:rFonts w:hint="cs"/>
+                                <w:rtl/>
+                                <w:lang w:bidi="ur-PK"/>
+                              </w:rPr>
+                              <w:t xml:space="preserve">متضاد </w:t>
+                            </w:r>
+                            <w:r>
+                              <w:rPr>
+                                <w:lang w:bidi="ur-PK"/>
+                              </w:rPr>
+                              <w:t xml:space="preserve">/ </w:t>
+                            </w:r>
+                            <w:r>
+                              <w:rPr>
+                                <w:rFonts w:hint="cs"/>
+                                <w:rtl/>
+                                <w:lang w:bidi="ur-PK"/>
+                              </w:rPr>
+                              <w:t>الفاظ</w:t>
+                            </w:r>
+                          </w:p>
+                          <w:p>
+                            <w:pPr>
+                              <w:jc w:val="right"/>
+                              <w:rPr>
+                                <w:rtl/>
+                                <w:lang w:bidi="ur-PK"/>
+                              </w:rPr>
+                            </w:pPr>
+                            <w:r>
+                              <w:rPr>
+                                <w:rFonts w:hint="cs"/>
+                                <w:rtl/>
+                                <w:lang w:bidi="ur-PK"/>
+                              </w:rPr>
+                              <w:t>حروف جوڑ اور توڑ</w:t>
+                            </w:r>
+                          </w:p>
+                          <w:p>
+                            <w:pPr>
+                              <w:jc w:val="right"/>
+                              <w:rPr>
+                                <w:rtl/>
+                                <w:lang w:bidi="ur-PK"/>
+                              </w:rPr>
+                            </w:pPr>
+                            <w:r>
+                              <w:rPr>
+                                <w:rFonts w:hint="cs"/>
+                                <w:rtl/>
+                                <w:lang w:bidi="ur-PK"/>
+                              </w:rPr>
+                              <w:t>دو حرفی اور سہہ حرفی الفاظ</w:t>
+                            </w:r>
+                          </w:p>
+                          <w:p>
+                            <w:pPr>
+                              <w:jc w:val="right"/>
+                              <w:rPr>
+                                <w:rFonts w:hint="cs"/>
+                                <w:rtl/>
+                                <w:lang w:bidi="ur-PK"/>
+                              </w:rPr>
+                            </w:pPr>
+                            <w:r>
+                              <w:rPr>
+                                <w:rFonts w:hint="cs"/>
+                                <w:rtl/>
+                                <w:lang w:bidi="ur-PK"/>
+                              </w:rPr>
+                              <w:t>جملے</w:t>
+                            </w:r>
+                          </w:p>
+                          <w:p>
+                            <w:pPr>
+                              <w:jc w:val="right"/>
+                              <w:rPr>
+                                <w:rFonts w:ascii="NOORIN73" w:hAnsi="NOORIN73"/>
+                                <w:sz w:val="24"/>
+                                <w:szCs w:val="24"/>
+                                <w:rtl/>
+                              </w:rPr>
+                            </w:pPr>
+                          </w:p>
+                        </w:txbxContent>
+                      </wps:txbx>
+                      <wps:bodyPr rot="0" spcFirstLastPara="0" vertOverflow="overflow" horzOverflow="overflow" vert="horz" wrap="square" lIns="91440" tIns="45720" rIns="91440" bIns="45720" numCol="1" spcCol="0" rtlCol="0" fromWordArt="0" anchor="t" anchorCtr="0" forceAA="0" compatLnSpc="1">
+                        <a:prstTxWarp prst="textNoShape">
+                          <a:avLst/>
+                        </a:prstTxWarp>
+                        <a:noAutofit/>
+                      </wps:bodyPr>
+                    </wps:wsp>
+                  </a:graphicData>
+                </a:graphic>
+                <wp14:sizeRelV relativeFrom="margin">
+                  <wp14:pctHeight>0</wp14:pctHeight>
+                </wp14:sizeRelV>
+              </wp:anchor>
+            </w:drawing>
+          </mc:Choice>
+          <mc:Fallback>
+            <w:pict>
+              <v:shape w14:anchorId="133041AC" id="_x0000_s1027" type="#_x0000_t202" style="position:absolute;margin-left:243.55pt;margin-top:165.6pt;width:232.5pt;height:313.05pt;z-index:251665408;visibility:visible;mso-wrap-style:square;mso-height-percent:0;mso-wrap-distance-left:9pt;mso-wrap-distance-top:0;mso-wrap-distance-right:9pt;mso-wrap-distance-bottom:0;mso-position-horizontal:absolute;mso-position-horizontal-relative:text;mso-position-vertical:absolute;mso-position-vertical-relative:text;mso-height-percent:0;mso-height-relative:margin;v-text-anchor:top" o:gfxdata="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" filled="f" strokecolor="black [3213]" strokeweight=".5pt">
+                <v:textbox>
+                  <w:txbxContent>
+                    <w:p>
+                      <w:pPr>
+                        <w:rPr>
+                          <w:b/>
+                          <w:bCs/>
+                          <w:sz w:val="40"/>
+                          <w:szCs w:val="40"/>
+                        </w:rPr>
+                      </w:pPr>
+                      <w:r>
+                        <w:rPr>
+                          <w:b/>
+                          <w:bCs/>
+                          <w:sz w:val="40"/>
+                          <w:szCs w:val="40"/>
+                        </w:rPr>
+                        <w:t>Urdu</w:t>
+                      </w:r>
+                    </w:p>
+                    <w:p>
+                      <w:pPr>
+                        <w:jc w:val="right"/>
+                        <w:rPr>
+                          <w:rFonts w:ascii="NOORIN73" w:hAnsi="NOORIN73"/>
+                          <w:b/>
+                          <w:bCs/>
+                          <w:sz w:val="32"/>
+                          <w:szCs w:val="32"/>
+                          <w:lang w:bidi="ur-PK"/>
+                        </w:rPr>
+                      </w:pPr>
+                      <w:r>
+                        <w:rPr>
+                          <w:rFonts w:ascii="NOORIN73" w:hAnsi="NOORIN73"/>
+                          <w:b/>
+                          <w:bCs/>
+                          <w:sz w:val="32"/>
+                          <w:szCs w:val="32"/>
+                          <w:rtl/>
+                          <w:lang w:bidi="ur-PK"/>
+                        </w:rPr>
+                        <w:t>اسباق:</w:t>
+                      </w:r>
+                    </w:p>
+                    <w:p>
+                      <w:pPr>
+                        <w:ind w:left="360"/>
+                        <w:jc w:val="right"/>
+                        <w:rPr>
+                          <w:rFonts w:ascii="NOORIN73" w:hAnsi="NOORIN73"/>
+                          <w:sz w:val="24"/>
+                          <w:szCs w:val="24"/>
+                          <w:rtl/>
+                          <w:lang w:bidi="ur-PK"/>
+                        </w:rPr>
+                      </w:pPr>
+                      <w:r>
+                        <w:rPr>
+                          <w:rFonts w:ascii="NOORIN73" w:hAnsi="NOORIN73" w:hint="cs"/>
+                          <w:sz w:val="24"/>
+                          <w:szCs w:val="24"/>
+                          <w:rtl/>
+                          <w:lang w:bidi="ur-PK"/>
+                        </w:rPr>
+                        <w:t>درزی</w:t>
+                      </w:r>
+                    </w:p>
+                    <w:p>
+                      <w:pPr>
+                        <w:ind w:left="360"/>
+                        <w:jc w:val="right"/>
+                        <w:rPr>
+                          <w:rFonts w:ascii="NOORIN73" w:hAnsi="NOORIN73"/>
+                          <w:sz w:val="24"/>
+                          <w:szCs w:val="24"/>
+                          <w:rtl/>
+                          <w:lang w:bidi="ur-PK"/>
+                        </w:rPr>
+                      </w:pPr>
+                      <w:r>
+                        <w:rPr>
+                          <w:rFonts w:ascii="NOORIN73" w:hAnsi="NOORIN73" w:hint="cs"/>
+                          <w:sz w:val="24"/>
+                          <w:szCs w:val="24"/>
+                          <w:rtl/>
+                          <w:lang w:bidi="ur-PK"/>
+                        </w:rPr>
+                        <w:t>شیر</w:t>
+                      </w:r>
+                    </w:p>
+                    <w:p>
+                      <w:pPr>
+                        <w:ind w:left="360"/>
+                        <w:jc w:val="right"/>
+                        <w:rPr>
+                          <w:rFonts w:ascii="NOORIN73" w:hAnsi="NOORIN73"/>
+                          <w:sz w:val="24"/>
+                          <w:szCs w:val="24"/>
+                          <w:rtl/>
+                          <w:lang w:bidi="ur-PK"/>
+                        </w:rPr>
+                      </w:pPr>
+                      <w:r>
+                        <w:rPr>
+                          <w:rFonts w:ascii="NOORIN73" w:hAnsi="NOORIN73" w:hint="cs"/>
+                          <w:sz w:val="24"/>
+                          <w:szCs w:val="24"/>
+                          <w:rtl/>
+                          <w:lang w:bidi="ur-PK"/>
+                        </w:rPr>
+                        <w:t>دیس ہمارا پاکستان (نظم)</w:t>
+                      </w:r>
+                    </w:p>
+                    <w:p>
+                      <w:pPr>
+                        <w:jc w:val="right"/>
+                        <w:rPr>
+                          <w:rFonts w:ascii="NOORIN73" w:hAnsi="NOORIN73"/>
+                          <w:sz w:val="24"/>
+                          <w:szCs w:val="24"/>
+                        </w:rPr>
+                      </w:pPr>
+                      <w:r>
+                        <w:rPr>
+                          <w:rFonts w:ascii="NOORIN73" w:hAnsi="NOORIN73" w:hint="cs"/>
+                          <w:sz w:val="24"/>
+                          <w:szCs w:val="24"/>
+                          <w:rtl/>
+                          <w:lang w:bidi="ur-PK"/>
+                        </w:rPr>
+                        <w:t>(</w:t>
+                      </w:r>
+                      <w:r>
+                        <w:rPr>
+                          <w:rFonts w:ascii="NOORIN73" w:hAnsi="NOORIN73" w:hint="cs"/>
+                          <w:sz w:val="24"/>
+                          <w:szCs w:val="24"/>
+                          <w:rtl/>
+                          <w:lang w:bidi="ur-PK"/>
+                        </w:rPr>
+                        <w:t>مشکل الفاظ</w:t>
+                      </w:r>
+                      <w:r>
+                        <w:rPr>
+                          <w:rFonts w:ascii="NOORIN73" w:hAnsi="NOORIN73" w:hint="cs"/>
+                          <w:sz w:val="24"/>
+                          <w:szCs w:val="24"/>
+                          <w:rtl/>
+                          <w:lang w:bidi="ur-PK"/>
+                        </w:rPr>
+                        <w:t>،</w:t>
+                      </w:r>
+                      <w:r>
+                        <w:rPr>
+                          <w:rFonts w:ascii="NOORIN73" w:hAnsi="NOORIN73" w:hint="cs"/>
+                          <w:sz w:val="24"/>
+                          <w:szCs w:val="24"/>
+                          <w:rtl/>
+                        </w:rPr>
+                        <w:t xml:space="preserve">سوالات </w:t>
+                      </w:r>
+                      <w:r>
+                        <w:rPr>
+                          <w:rFonts w:ascii="NOORIN73" w:hAnsi="NOORIN73" w:hint="cs"/>
+                          <w:sz w:val="24"/>
+                          <w:szCs w:val="24"/>
+                          <w:rtl/>
+                        </w:rPr>
+                        <w:t>اور جوابات</w:t>
+                      </w:r>
+                      <w:r>
+                        <w:rPr>
+                          <w:rFonts w:ascii="NOORIN73" w:hAnsi="NOORIN73" w:hint="cs"/>
+                          <w:sz w:val="24"/>
+                          <w:szCs w:val="24"/>
+                          <w:rtl/>
+                        </w:rPr>
+                        <w:t xml:space="preserve">، </w:t>
+                      </w:r>
+                      <w:r>
+                        <w:rPr>
+                          <w:rFonts w:ascii="NOORIN73" w:hAnsi="NOORIN73" w:hint="cs"/>
+                          <w:sz w:val="24"/>
+                          <w:szCs w:val="24"/>
+                          <w:rtl/>
+                        </w:rPr>
+                        <w:t>خالی جگہیں اور بک ورک</w:t>
+                      </w:r>
+                      <w:r>
+                        <w:rPr>
+                          <w:rFonts w:ascii="NOORIN73" w:hAnsi="NOORIN73" w:hint="cs"/>
+                          <w:sz w:val="24"/>
+                          <w:szCs w:val="24"/>
+                          <w:rtl/>
+                        </w:rPr>
+                        <w:t>)</w:t>
+                      </w:r>
+                    </w:p>
+                    <w:p>
+                      <w:pPr>
+                        <w:jc w:val="right"/>
+                        <w:rPr>
+                          <w:rFonts w:ascii="NOORIN73" w:hAnsi="NOORIN73"/>
+                          <w:b/>
+                          <w:bCs/>
+                          <w:sz w:val="32"/>
+                          <w:szCs w:val="32"/>
+                          <w:rtl/>
+                          <w:lang w:bidi="ur-PK"/>
+                        </w:rPr>
+                      </w:pPr>
+                      <w:r>
+                        <w:rPr>
+                          <w:rFonts w:ascii="NOORIN73" w:hAnsi="NOORIN73" w:hint="cs"/>
+                          <w:b/>
+                          <w:bCs/>
+                          <w:sz w:val="32"/>
+                          <w:szCs w:val="32"/>
+                          <w:rtl/>
+                          <w:lang w:bidi="ur-PK"/>
+                        </w:rPr>
+                        <w:t>گرامر</w:t>
+                      </w:r>
+                      <w:r>
+                        <w:rPr>
+                          <w:rFonts w:ascii="NOORIN73" w:hAnsi="NOORIN73"/>
+                          <w:b/>
+                          <w:bCs/>
+                          <w:sz w:val="32"/>
+                          <w:szCs w:val="32"/>
+                          <w:rtl/>
+                          <w:lang w:bidi="ur-PK"/>
+                        </w:rPr>
+                        <w:t>:</w:t>
+                      </w:r>
+                    </w:p>
+                    <w:p>
+                      <w:pPr>
+                        <w:jc w:val="right"/>
+                        <w:rPr>
+                          <w:rtl/>
+                          <w:lang w:bidi="ur-PK"/>
+                        </w:rPr>
+                      </w:pPr>
+                      <w:r>
+                        <w:rPr>
+                          <w:rFonts w:hint="cs"/>
+                          <w:rtl/>
+                        </w:rPr>
+                        <w:t xml:space="preserve">جمع </w:t>
+                      </w:r>
+                      <w:r>
+                        <w:t xml:space="preserve">/ </w:t>
+                      </w:r>
+                      <w:r>
+                        <w:rPr>
+                          <w:rFonts w:hint="cs"/>
+                          <w:rtl/>
+                          <w:lang w:bidi="ur-PK"/>
+                        </w:rPr>
+                        <w:t>واحد</w:t>
+                      </w:r>
+                    </w:p>
+                    <w:p>
+                      <w:pPr>
+                        <w:jc w:val="right"/>
+                        <w:rPr>
+                          <w:rtl/>
+                          <w:lang w:bidi="ur-PK"/>
+                        </w:rPr>
+                      </w:pPr>
+                      <w:r>
+                        <w:rPr>
+                          <w:rFonts w:hint="cs"/>
+                          <w:rtl/>
+                          <w:lang w:bidi="ur-PK"/>
+                        </w:rPr>
+                        <w:t xml:space="preserve">متضاد </w:t>
+                      </w:r>
+                      <w:r>
+                        <w:rPr>
+                          <w:lang w:bidi="ur-PK"/>
+                        </w:rPr>
+                        <w:t xml:space="preserve">/ </w:t>
+                      </w:r>
+                      <w:r>
+                        <w:rPr>
+                          <w:rFonts w:hint="cs"/>
+                          <w:rtl/>
+                          <w:lang w:bidi="ur-PK"/>
+                        </w:rPr>
+                        <w:t>الفاظ</w:t>
+                      </w:r>
+                    </w:p>
+                    <w:p>
+                      <w:pPr>
+                        <w:jc w:val="right"/>
+                        <w:rPr>
+                          <w:rtl/>
+                          <w:lang w:bidi="ur-PK"/>
+                        </w:rPr>
+                      </w:pPr>
+                      <w:r>
+                        <w:rPr>
+                          <w:rFonts w:hint="cs"/>
+                          <w:rtl/>
+                          <w:lang w:bidi="ur-PK"/>
+                        </w:rPr>
+                        <w:t>حروف جوڑ اور توڑ</w:t>
+                      </w:r>
+                    </w:p>
+                    <w:p>
+                      <w:pPr>
+                        <w:jc w:val="right"/>
+                        <w:rPr>
+                          <w:rtl/>
+                          <w:lang w:bidi="ur-PK"/>
+                        </w:rPr>
+                      </w:pPr>
+                      <w:r>
+                        <w:rPr>
+                          <w:rFonts w:hint="cs"/>
+                          <w:rtl/>
+                          <w:lang w:bidi="ur-PK"/>
+                        </w:rPr>
+                        <w:t>دو حرفی اور سہہ حرفی الفاظ</w:t>
+                      </w:r>
+                    </w:p>
+                    <w:p>
+                      <w:pPr>
+                        <w:jc w:val="right"/>
+                        <w:rPr>
+                          <w:rFonts w:hint="cs"/>
+                          <w:rtl/>
+                          <w:lang w:bidi="ur-PK"/>
+                        </w:rPr>
+                      </w:pPr>
+                      <w:r>
+                        <w:rPr>
+                          <w:rFonts w:hint="cs"/>
+                          <w:rtl/>
+                          <w:lang w:bidi="ur-PK"/>
+                        </w:rPr>
+                        <w:t>جملے</w:t>
+                      </w:r>
+                    </w:p>
+                    <w:p>
+                      <w:pPr>
+                        <w:jc w:val="right"/>
+                        <w:rPr>
+                          <w:rFonts w:ascii="NOORIN73" w:hAnsi="NOORIN73"/>
+                          <w:sz w:val="24"/>
+                          <w:szCs w:val="24"/>
+                          <w:rtl/>
+                        </w:rPr>
+                      </w:pPr>
+                    </w:p>
+                  </w:txbxContent>
+                </v:textbox>
+              </v:shape>
+            </w:pict>
+          </mc:Fallback>
+        </mc:AlternateContent>
+      </w:r>
+      <w:r>
+        <w:rPr>
+          <w:b/>
+          <w:bCs/>
+          <w:noProof/>
+          <w:sz w:val="40"/>
+          <w:szCs w:val="40"/>
+          <w14:ligatures w14:val="standardContextual"/>
+        </w:rPr>
+        <mc:AlternateContent>
+          <mc:Choice Requires="wps">
+            <w:drawing>
+              <wp:anchor distT="0" distB="0" distL="114300" distR="114300" simplePos="0" relativeHeight="251663360" behindDoc="0" locked="0" layoutInCell="1" allowOverlap="1" wp14:anchorId="3465B9E6" wp14:editId="7FA5B4D7">
                 <wp:simplePos x="0" y="0"/>
                 <wp:positionH relativeFrom="column">
                   <wp:posOffset>-13335</wp:posOffset>
@@ -210,7 +1461,6 @@
                           </w:p>
                           <w:p>
                             <w:pPr>
-                              <w:pStyle w:val="Heading1Char"/>
                               <w:numPr>
                                 <w:ilvl w:val="0"/>
                                 <w:numId w:val="7"/>
@@ -222,7 +1472,6 @@
                           </w:p>
                           <w:p>
                             <w:pPr>
-                              <w:pStyle w:val="Heading1Char"/>
                               <w:numPr>
                                 <w:ilvl w:val="0"/>
                                 <w:numId w:val="7"/>
@@ -234,7 +1483,6 @@
                           </w:p>
                           <w:p>
                             <w:pPr>
-                              <w:pStyle w:val="Heading1Char"/>
                               <w:numPr>
                                 <w:ilvl w:val="0"/>
                                 <w:numId w:val="7"/>
@@ -246,7 +1494,6 @@
                           </w:p>
                           <w:p>
                             <w:pPr>
-                              <w:pStyle w:val="Heading1Char"/>
                               <w:numPr>
                                 <w:ilvl w:val="0"/>
                                 <w:numId w:val="7"/>
@@ -257,9 +1504,6 @@
                             </w:r>
                           </w:p>
                           <w:p>
-                            <w:pPr>
-                              <w:pStyle w:val="Heading1Char"/>
-                            </w:pPr>
                             <w:r>
                               <w:t>(</w:t>
                             </w:r>
@@ -307,11 +1551,7 @@
           </mc:Choice>
           <mc:Fallback>
             <w:pict>
-              <v:shapetype w14:anchorId="3465B9E6" id="_x0000_t202" coordsize="21600,21600" o:spt="202" path="m,l,21600r21600,l21600,xe">
-                <v:stroke joinstyle="miter"/>
-                <v:path gradientshapeok="t" o:connecttype="rect"/>
-              </v:shapetype>
-              <v:shape id="Text Box 1" o:spid="_x0000_s1026" type="#_x0000_t202" style="position:absolute;margin-left:-1.05pt;margin-top:395.65pt;width:232.5pt;height:194.4pt;z-index:251663360;visibility:visible;mso-wrap-style:square;mso-height-percent:0;mso-wrap-distance-left:9pt;mso-wrap-distance-top:0;mso-wrap-distance-right:9pt;mso-wrap-distance-bottom:0;mso-position-horizontal:absolute;mso-position-horizontal-relative:text;mso-position-vertical:absolute;mso-position-vertical-relative:text;mso-height-percent:0;mso-height-relative:margin;v-text-anchor:top" o:gfxdata="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" filled="f" strokecolor="black [3213]" strokeweight=".5pt">
+              <v:shape w14:anchorId="3465B9E6" id="_x0000_s1028" type="#_x0000_t202" style="position:absolute;margin-left:-1.05pt;margin-top:395.65pt;width:232.5pt;height:194.4pt;z-index:251663360;visibility:visible;mso-wrap-style:square;mso-height-percent:0;mso-wrap-distance-left:9pt;mso-wrap-distance-top:0;mso-wrap-distance-right:9pt;mso-wrap-distance-bottom:0;mso-position-horizontal:absolute;mso-position-horizontal-relative:text;mso-position-vertical:absolute;mso-position-vertical-relative:text;mso-height-percent:0;mso-height-relative:margin;v-text-anchor:top" o:gfxdata="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" filled="f" strokecolor="black [3213]" strokeweight=".5pt">
                 <v:textbox>
                   <w:txbxContent>
                     <w:p>
@@ -354,7 +1594,6 @@
                     </w:p>
                     <w:p>
                       <w:pPr>
-                        <w:pStyle w:val="Heading1Char"/>
                         <w:numPr>
                           <w:ilvl w:val="0"/>
                           <w:numId w:val="7"/>
@@ -366,7 +1605,6 @@
                     </w:p>
                     <w:p>
                       <w:pPr>
-                        <w:pStyle w:val="Heading1Char"/>
                         <w:numPr>
                           <w:ilvl w:val="0"/>
                           <w:numId w:val="7"/>
@@ -378,7 +1616,6 @@
                     </w:p>
                     <w:p>
                       <w:pPr>
-                        <w:pStyle w:val="Heading1Char"/>
                         <w:numPr>
                           <w:ilvl w:val="0"/>
                           <w:numId w:val="7"/>
@@ -390,7 +1627,6 @@
                     </w:p>
                     <w:p>
                       <w:pPr>
-                        <w:pStyle w:val="Heading1Char"/>
                         <w:numPr>
                           <w:ilvl w:val="0"/>
                           <w:numId w:val="7"/>
@@ -401,9 +1637,6 @@
                       </w:r>
                     </w:p>
                     <w:p>
-                      <w:pPr>
-                        <w:pStyle w:val="Heading1Char"/>
-                      </w:pPr>
                       <w:r>
                         <w:t>(</w:t>
                       </w:r>
@@ -430,503 +1663,6 @@
                       </w:r>
                       <w:r>
                         <w:t xml:space="preserve"> Of all Chapters)</w:t>
-                      </w:r>
-                    </w:p>
-                  </w:txbxContent>
-                </v:textbox>
-              </v:shape>
-            </w:pict>
-          </mc:Fallback>
-        </mc:AlternateContent>
-      </w:r>
-      <w:r>
-        <w:rPr>
-          <w:b/>
-          <w:bCs/>
-          <w:noProof/>
-          <w:sz w:val="40"/>
-          <w:szCs w:val="40"/>
-          <w14:ligatures w14:val="standardContextual"/>
-        </w:rPr>
-        <mc:AlternateContent>
-          <mc:Choice Requires="wps">
-            <w:drawing>
-              <wp:anchor distT="0" distB="0" distL="114300" distR="114300" simplePos="0" relativeHeight="251665408" behindDoc="0" locked="0" layoutInCell="1" allowOverlap="1" wp14:anchorId="133041AC" wp14:editId="70DFB591">
-                <wp:simplePos x="0" y="0"/>
-                <wp:positionH relativeFrom="column">
-                  <wp:posOffset>3093308</wp:posOffset>
-                </wp:positionH>
-                <wp:positionV relativeFrom="paragraph">
-                  <wp:posOffset>2101764</wp:posOffset>
-                </wp:positionV>
-                <wp:extent cx="2952750" cy="3369276"/>
-                <wp:effectExtent l="0" t="0" r="19050" b="22225"/>
-                <wp:wrapNone/>
-                <wp:docPr id="1675392902" name="Text Box 1"/>
-                <wp:cNvGraphicFramePr/>
-                <a:graphic xmlns:a="http://schemas.openxmlformats.org/drawingml/2006/main">
-                  <a:graphicData uri="http://schemas.microsoft.com/office/word/2010/wordprocessingShape">
-                    <wps:wsp>
-                      <wps:cNvSpPr txBox="1"/>
-                      <wps:spPr>
-                        <a:xfrm>
-                          <a:off x="0" y="0"/>
-                          <a:ext cx="2952750" cy="3369276"/>
-                        </a:xfrm>
-                        <a:prstGeom prst="rect">
-                          <a:avLst/>
-                        </a:prstGeom>
-                        <a:noFill/>
-                        <a:ln w="6350">
-                          <a:solidFill>
-                            <a:schemeClr val="tx1"/>
-                          </a:solidFill>
-                        </a:ln>
-                      </wps:spPr>
-                      <wps:txbx>
-                        <w:txbxContent>
-                          <w:p>
-                            <w:pPr>
-                              <w:rPr>
-                                <w:b/>
-                                <w:bCs/>
-                                <w:sz w:val="40"/>
-                                <w:szCs w:val="40"/>
-                              </w:rPr>
-                            </w:pPr>
-                            <w:r>
-                              <w:rPr>
-                                <w:b/>
-                                <w:bCs/>
-                                <w:sz w:val="40"/>
-                                <w:szCs w:val="40"/>
-                              </w:rPr>
-                              <w:t>Urdu</w:t>
-                            </w:r>
-                          </w:p>
-                          <w:p>
-                            <w:pPr>
-                              <w:jc w:val="right"/>
-                              <w:rPr>
-                                <w:rFonts w:ascii="NOORIN73" w:hAnsi="NOORIN73"/>
-                                <w:b/>
-                                <w:bCs/>
-                                <w:sz w:val="32"/>
-                                <w:szCs w:val="32"/>
-                                <w:lang w:bidi="ur-PK"/>
-                              </w:rPr>
-                            </w:pPr>
-                            <w:r>
-                              <w:rPr>
-                                <w:rFonts w:ascii="NOORIN73" w:hAnsi="NOORIN73"/>
-                                <w:b/>
-                                <w:bCs/>
-                                <w:sz w:val="32"/>
-                                <w:szCs w:val="32"/>
-                                <w:rtl/>
-                                <w:lang w:bidi="ur-PK"/>
-                              </w:rPr>
-                              <w:t>اسباق:</w:t>
-                            </w:r>
-                          </w:p>
-                          <w:p>
-                            <w:pPr>
-                              <w:pStyle w:val="ListParagraph"/>
-                              <w:numPr>
-                                <w:ilvl w:val="0"/>
-                                <w:numId w:val="9"/>
-                              </w:numPr>
-                              <w:jc w:val="right"/>
-                              <w:rPr>
-                                <w:rFonts w:ascii="NOORIN73" w:hAnsi="NOORIN73"/>
-                                <w:sz w:val="24"/>
-                                <w:szCs w:val="24"/>
-                                <w:rtl/>
-                                <w:lang w:bidi="ur-PK"/>
-                              </w:rPr>
-                            </w:pPr>
-                            <w:r>
-                              <w:rPr>
-                                <w:rFonts w:ascii="NOORIN73" w:hAnsi="NOORIN73" w:hint="cs"/>
-                                <w:sz w:val="24"/>
-                                <w:szCs w:val="24"/>
-                                <w:rtl/>
-                                <w:lang w:bidi="ur-PK"/>
-                              </w:rPr>
-                              <w:t>درزی</w:t>
-                            </w:r>
-                          </w:p>
-                          <w:p>
-                            <w:pPr>
-                              <w:pStyle w:val="ListParagraph"/>
-                              <w:numPr>
-                                <w:ilvl w:val="0"/>
-                                <w:numId w:val="9"/>
-                              </w:numPr>
-                              <w:jc w:val="right"/>
-                              <w:rPr>
-                                <w:rFonts w:ascii="NOORIN73" w:hAnsi="NOORIN73"/>
-                                <w:sz w:val="24"/>
-                                <w:szCs w:val="24"/>
-                                <w:rtl/>
-                                <w:lang w:bidi="ur-PK"/>
-                              </w:rPr>
-                            </w:pPr>
-                            <w:r>
-                              <w:rPr>
-                                <w:rFonts w:ascii="NOORIN73" w:hAnsi="NOORIN73" w:hint="cs"/>
-                                <w:sz w:val="24"/>
-                                <w:szCs w:val="24"/>
-                                <w:rtl/>
-                                <w:lang w:bidi="ur-PK"/>
-                              </w:rPr>
-                              <w:t>شیر</w:t>
-                            </w:r>
-                          </w:p>
-                          <w:p>
-                            <w:pPr>
-                              <w:pStyle w:val="ListParagraph"/>
-                              <w:numPr>
-                                <w:ilvl w:val="0"/>
-                                <w:numId w:val="9"/>
-                              </w:numPr>
-                              <w:jc w:val="right"/>
-                              <w:rPr>
-                                <w:rFonts w:ascii="NOORIN73" w:hAnsi="NOORIN73"/>
-                                <w:sz w:val="24"/>
-                                <w:szCs w:val="24"/>
-                                <w:rtl/>
-                                <w:lang w:bidi="ur-PK"/>
-                              </w:rPr>
-                            </w:pPr>
-                            <w:r>
-                              <w:rPr>
-                                <w:rFonts w:ascii="NOORIN73" w:hAnsi="NOORIN73" w:hint="cs"/>
-                                <w:sz w:val="24"/>
-                                <w:szCs w:val="24"/>
-                                <w:rtl/>
-                                <w:lang w:bidi="ur-PK"/>
-                              </w:rPr>
-                              <w:t>دیس ہمارا پاکستان (نظم)</w:t>
-                            </w:r>
-                          </w:p>
-                          <w:p>
-                            <w:pPr>
-                              <w:jc w:val="right"/>
-                              <w:rPr>
-                                <w:rFonts w:ascii="NOORIN73" w:hAnsi="NOORIN73" w:hint="cs"/>
-                                <w:sz w:val="24"/>
-                                <w:szCs w:val="24"/>
-                                <w:rtl/>
-                              </w:rPr>
-                            </w:pPr>
-                            <w:r>
-                              <w:rPr>
-                                <w:rFonts w:ascii="NOORIN73" w:hAnsi="NOORIN73" w:hint="cs"/>
-                                <w:sz w:val="24"/>
-                                <w:szCs w:val="24"/>
-                                <w:rtl/>
-                                <w:lang w:bidi="ur-PK"/>
-                              </w:rPr>
-                              <w:t>(</w:t>
-                            </w:r>
-                            <w:r>
-                              <w:rPr>
-                                <w:rFonts w:ascii="NOORIN73" w:hAnsi="NOORIN73" w:hint="cs"/>
-                                <w:sz w:val="24"/>
-                                <w:szCs w:val="24"/>
-                                <w:rtl/>
-                                <w:lang w:bidi="ur-PK"/>
-                              </w:rPr>
-                              <w:t>مشکل الفاظ</w:t>
-                            </w:r>
-                            <w:r>
-                              <w:rPr>
-                                <w:rFonts w:ascii="NOORIN73" w:hAnsi="NOORIN73" w:hint="cs"/>
-                                <w:sz w:val="24"/>
-                                <w:szCs w:val="24"/>
-                                <w:rtl/>
-                                <w:lang w:bidi="ur-PK"/>
-                              </w:rPr>
-                              <w:t>،</w:t>
-                            </w:r>
-                            <w:r>
-                              <w:rPr>
-                                <w:rFonts w:ascii="NOORIN73" w:hAnsi="NOORIN73" w:hint="cs"/>
-                                <w:sz w:val="24"/>
-                                <w:szCs w:val="24"/>
-                                <w:rtl/>
-                              </w:rPr>
-                              <w:t xml:space="preserve">سوالات </w:t>
-                            </w:r>
-                            <w:r>
-                              <w:rPr>
-                                <w:rFonts w:ascii="NOORIN73" w:hAnsi="NOORIN73" w:hint="cs"/>
-                                <w:sz w:val="24"/>
-                                <w:szCs w:val="24"/>
-                                <w:rtl/>
-                              </w:rPr>
-                              <w:t>اور جوابات</w:t>
-                            </w:r>
-                            <w:r>
-                              <w:rPr>
-                                <w:rFonts w:ascii="NOORIN73" w:hAnsi="NOORIN73" w:hint="cs"/>
-                                <w:sz w:val="24"/>
-                                <w:szCs w:val="24"/>
-                                <w:rtl/>
-                              </w:rPr>
-                              <w:t xml:space="preserve">، </w:t>
-                            </w:r>
-                            <w:r>
-                              <w:rPr>
-                                <w:rFonts w:ascii="NOORIN73" w:hAnsi="NOORIN73" w:hint="cs"/>
-                                <w:sz w:val="24"/>
-                                <w:szCs w:val="24"/>
-                                <w:rtl/>
-                              </w:rPr>
-                              <w:t>خالی جگہیں اور بک ورک</w:t>
-                            </w:r>
-                            <w:r>
-                              <w:rPr>
-                                <w:rFonts w:ascii="NOORIN73" w:hAnsi="NOORIN73" w:hint="cs"/>
-                                <w:sz w:val="24"/>
-                                <w:szCs w:val="24"/>
-                                <w:rtl/>
-                              </w:rPr>
-                              <w:t>)</w:t>
-                            </w:r>
-                          </w:p>
-                        </w:txbxContent>
-                      </wps:txbx>
-                      <wps:bodyPr rot="0" spcFirstLastPara="0" vertOverflow="overflow" horzOverflow="overflow" vert="horz" wrap="square" lIns="91440" tIns="45720" rIns="91440" bIns="45720" numCol="1" spcCol="0" rtlCol="0" fromWordArt="0" anchor="t" anchorCtr="0" forceAA="0" compatLnSpc="1">
-                        <a:prstTxWarp prst="textNoShape">
-                          <a:avLst/>
-                        </a:prstTxWarp>
-                        <a:noAutofit/>
-                      </wps:bodyPr>
-                    </wps:wsp>
-                  </a:graphicData>
-                </a:graphic>
-                <wp14:sizeRelV relativeFrom="margin">
-                  <wp14:pctHeight>0</wp14:pctHeight>
-                </wp14:sizeRelV>
-              </wp:anchor>
-            </w:drawing>
-          </mc:Choice>
-          <mc:Fallback>
-            <w:pict>
-              <v:shape w14:anchorId="133041AC" id="_x0000_s1027" type="#_x0000_t202" style="position:absolute;margin-left:243.55pt;margin-top:165.5pt;width:232.5pt;height:265.3pt;z-index:251665408;visibility:visible;mso-wrap-style:square;mso-height-percent:0;mso-wrap-distance-left:9pt;mso-wrap-distance-top:0;mso-wrap-distance-right:9pt;mso-wrap-distance-bottom:0;mso-position-horizontal:absolute;mso-position-horizontal-relative:text;mso-position-vertical:absolute;mso-position-vertical-relative:text;mso-height-percent:0;mso-height-relative:margin;v-text-anchor:top" o:gfxdata="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" filled="f" strokecolor="black [3213]" strokeweight=".5pt">
-                <v:textbox>
-                  <w:txbxContent>
-                    <w:p>
-                      <w:pPr>
-                        <w:rPr>
-                          <w:b/>
-                          <w:bCs/>
-                          <w:sz w:val="40"/>
-                          <w:szCs w:val="40"/>
-                        </w:rPr>
-                      </w:pPr>
-                      <w:r>
-                        <w:rPr>
-                          <w:b/>
-                          <w:bCs/>
-                          <w:sz w:val="40"/>
-                          <w:szCs w:val="40"/>
-                        </w:rPr>
-                        <w:t>Urdu</w:t>
-                      </w:r>
-                    </w:p>
-                    <w:p>
-                      <w:pPr>
-                        <w:jc w:val="right"/>
-                        <w:rPr>
-                          <w:rFonts w:ascii="NOORIN73" w:hAnsi="NOORIN73"/>
-                          <w:b/>
-                          <w:bCs/>
-                          <w:sz w:val="32"/>
-                          <w:szCs w:val="32"/>
-                          <w:lang w:bidi="ur-PK"/>
-                        </w:rPr>
-                      </w:pPr>
-                      <w:r>
-                        <w:rPr>
-                          <w:rFonts w:ascii="NOORIN73" w:hAnsi="NOORIN73"/>
-                          <w:b/>
-                          <w:bCs/>
-                          <w:sz w:val="32"/>
-                          <w:szCs w:val="32"/>
-                          <w:rtl/>
-                          <w:lang w:bidi="ur-PK"/>
-                        </w:rPr>
-                        <w:t>اسباق:</w:t>
-                      </w:r>
-                    </w:p>
-                    <w:p>
-                      <w:pPr>
-                        <w:pStyle w:val="ListParagraph"/>
-                        <w:numPr>
-                          <w:ilvl w:val="0"/>
-                          <w:numId w:val="9"/>
-                        </w:numPr>
-                        <w:jc w:val="right"/>
-                        <w:rPr>
-                          <w:rFonts w:ascii="NOORIN73" w:hAnsi="NOORIN73"/>
-                          <w:sz w:val="24"/>
-                          <w:szCs w:val="24"/>
-                          <w:rtl/>
-                          <w:lang w:bidi="ur-PK"/>
-                        </w:rPr>
-                      </w:pPr>
-                      <w:r>
-                        <w:rPr>
-                          <w:rFonts w:ascii="NOORIN73" w:hAnsi="NOORIN73" w:hint="cs"/>
-                          <w:sz w:val="24"/>
-                          <w:szCs w:val="24"/>
-                          <w:rtl/>
-                          <w:lang w:bidi="ur-PK"/>
-                        </w:rPr>
-                        <w:t>درزی</w:t>
-                      </w:r>
-                    </w:p>
-                    <w:p>
-                      <w:pPr>
-                        <w:pStyle w:val="ListParagraph"/>
-                        <w:numPr>
-                          <w:ilvl w:val="0"/>
-                          <w:numId w:val="9"/>
-                        </w:numPr>
-                        <w:jc w:val="right"/>
-                        <w:rPr>
-                          <w:rFonts w:ascii="NOORIN73" w:hAnsi="NOORIN73"/>
-                          <w:sz w:val="24"/>
-                          <w:szCs w:val="24"/>
-                          <w:rtl/>
-                          <w:lang w:bidi="ur-PK"/>
-                        </w:rPr>
-                      </w:pPr>
-                      <w:r>
-                        <w:rPr>
-                          <w:rFonts w:ascii="NOORIN73" w:hAnsi="NOORIN73" w:hint="cs"/>
-                          <w:sz w:val="24"/>
-                          <w:szCs w:val="24"/>
-                          <w:rtl/>
-                          <w:lang w:bidi="ur-PK"/>
-                        </w:rPr>
-                        <w:t>شیر</w:t>
-                      </w:r>
-                    </w:p>
-                    <w:p>
-                      <w:pPr>
-                        <w:pStyle w:val="ListParagraph"/>
-                        <w:numPr>
-                          <w:ilvl w:val="0"/>
-                          <w:numId w:val="9"/>
-                        </w:numPr>
-                        <w:jc w:val="right"/>
-                        <w:rPr>
-                          <w:rFonts w:ascii="NOORIN73" w:hAnsi="NOORIN73"/>
-                          <w:sz w:val="24"/>
-                          <w:szCs w:val="24"/>
-                          <w:rtl/>
-                          <w:lang w:bidi="ur-PK"/>
-                        </w:rPr>
-                      </w:pPr>
-                      <w:r>
-                        <w:rPr>
-                          <w:rFonts w:ascii="NOORIN73" w:hAnsi="NOORIN73" w:hint="cs"/>
-                          <w:sz w:val="24"/>
-                          <w:szCs w:val="24"/>
-                          <w:rtl/>
-                          <w:lang w:bidi="ur-PK"/>
-                        </w:rPr>
-                        <w:t>دیس ہمارا پاکستان (نظم)</w:t>
-                      </w:r>
-                    </w:p>
-                    <w:p>
-                      <w:pPr>
-                        <w:jc w:val="right"/>
-                        <w:rPr>
-                          <w:rFonts w:ascii="NOORIN73" w:hAnsi="NOORIN73" w:hint="cs"/>
-                          <w:sz w:val="24"/>
-                          <w:szCs w:val="24"/>
-                          <w:rtl/>
-                        </w:rPr>
-                      </w:pPr>
-                      <w:r>
-                        <w:rPr>
-                          <w:rFonts w:ascii="NOORIN73" w:hAnsi="NOORIN73" w:hint="cs"/>
-                          <w:sz w:val="24"/>
-                          <w:szCs w:val="24"/>
-                          <w:rtl/>
-                          <w:lang w:bidi="ur-PK"/>
-                        </w:rPr>
-                        <w:t>(</w:t>
-                      </w:r>
-                      <w:r>
-                        <w:rPr>
-                          <w:rFonts w:ascii="NOORIN73" w:hAnsi="NOORIN73" w:hint="cs"/>
-                          <w:sz w:val="24"/>
-                          <w:szCs w:val="24"/>
-                          <w:rtl/>
-                          <w:lang w:bidi="ur-PK"/>
-                        </w:rPr>
-                        <w:t>مشکل الفاظ</w:t>
-                      </w:r>
-                      <w:r>
-                        <w:rPr>
-                          <w:rFonts w:ascii="NOORIN73" w:hAnsi="NOORIN73" w:hint="cs"/>
-                          <w:sz w:val="24"/>
-                          <w:szCs w:val="24"/>
-                          <w:rtl/>
-                          <w:lang w:bidi="ur-PK"/>
-                        </w:rPr>
-                        <w:t>،</w:t>
-                      </w:r>
-                      <w:r>
-                        <w:rPr>
-                          <w:rFonts w:ascii="NOORIN73" w:hAnsi="NOORIN73" w:hint="cs"/>
-                          <w:sz w:val="24"/>
-                          <w:szCs w:val="24"/>
-                          <w:rtl/>
-                        </w:rPr>
-                        <w:t xml:space="preserve">سوالات </w:t>
-                      </w:r>
-                      <w:r>
-                        <w:rPr>
-                          <w:rFonts w:ascii="NOORIN73" w:hAnsi="NOORIN73" w:hint="cs"/>
-                          <w:sz w:val="24"/>
-                          <w:szCs w:val="24"/>
-                          <w:rtl/>
-                        </w:rPr>
-                        <w:t>اور جوابات</w:t>
-                      </w:r>
-                      <w:r>
-                        <w:rPr>
-                          <w:rFonts w:ascii="NOORIN73" w:hAnsi="NOORIN73" w:hint="cs"/>
-                          <w:sz w:val="24"/>
-                          <w:szCs w:val="24"/>
-                          <w:rtl/>
-                        </w:rPr>
-                        <w:t xml:space="preserve">، </w:t>
-                      </w:r>
-                      <w:r>
-                        <w:rPr>
-                          <w:rFonts w:ascii="NOORIN73" w:hAnsi="NOORIN73" w:hint="cs"/>
-                          <w:sz w:val="24"/>
-                          <w:szCs w:val="24"/>
-                          <w:rtl/>
-                        </w:rPr>
-                        <w:t>خالی جگہیں اور بک ورک</w:t>
-                      </w:r>
-                      <w:r>
-                        <w:rPr>
-                          <w:rFonts w:ascii="NOORIN73" w:hAnsi="NOORIN73" w:hint="cs"/>
-                          <w:sz w:val="24"/>
-                          <w:szCs w:val="24"/>
-                          <w:rtl/>
-                        </w:rPr>
-                        <w:t>)</w:t>
                       </w:r>
                     </w:p>
                   </w:txbxContent>
@@ -991,7 +1727,6 @@
                                 <w:szCs w:val="40"/>
                               </w:rPr>
                             </w:pPr>
-                            <w:proofErr w:type="spellStart"/>
                             <w:r>
                               <w:rPr>
                                 <w:b/>
@@ -1001,7 +1736,6 @@
                               </w:rPr>
                               <w:t>Maths</w:t>
                             </w:r>
-                            <w:proofErr w:type="spellEnd"/>
                           </w:p>
                           <w:p>
                             <w:pPr>
@@ -1130,7 +1864,7 @@
           </mc:Choice>
           <mc:Fallback>
             <w:pict>
-              <v:shape w14:anchorId="5B199C8A" id="_x0000_s1028" type="#_x0000_t202" style="position:absolute;margin-left:243.75pt;margin-top:7.7pt;width:232.5pt;height:151.2pt;z-index:251661312;visibility:visible;mso-wrap-style:square;mso-height-percent:0;mso-wrap-distance-left:9pt;mso-wrap-distance-top:0;mso-wrap-distance-right:9pt;mso-wrap-distance-bottom:0;mso-position-horizontal:absolute;mso-position-horizontal-relative:text;mso-position-vertical:absolute;mso-position-vertical-relative:text;mso-height-percent:0;mso-height-relative:margin;v-text-anchor:top" o:gfxdata="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" filled="f" strokecolor="black [3213]" strokeweight=".5pt">
+              <v:shape w14:anchorId="5B199C8A" id="_x0000_s1029" type="#_x0000_t202" style="position:absolute;margin-left:243.75pt;margin-top:7.7pt;width:232.5pt;height:151.2pt;z-index:251661312;visibility:visible;mso-wrap-style:square;mso-height-percent:0;mso-wrap-distance-left:9pt;mso-wrap-distance-top:0;mso-wrap-distance-right:9pt;mso-wrap-distance-bottom:0;mso-position-horizontal:absolute;mso-position-horizontal-relative:text;mso-position-vertical:absolute;mso-position-vertical-relative:text;mso-height-percent:0;mso-height-relative:margin;v-text-anchor:top" o:gfxdata="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" filled="f" strokecolor="black [3213]" strokeweight=".5pt">
                 <v:textbox>
                   <w:txbxContent>
                     <w:p>
@@ -1142,7 +1876,6 @@
                           <w:szCs w:val="40"/>
                         </w:rPr>
                       </w:pPr>
-                      <w:proofErr w:type="spellStart"/>
                       <w:r>
                         <w:rPr>
                           <w:b/>
@@ -1152,7 +1885,6 @@
                         </w:rPr>
                         <w:t>Maths</w:t>
                       </w:r>
-                      <w:proofErr w:type="spellEnd"/>
                     </w:p>
                     <w:p>
                       <w:pPr>
@@ -1629,7 +2361,7 @@
           </mc:Choice>
           <mc:Fallback>
             <w:pict>
-              <v:shape w14:anchorId="2C2E80CB" id="_x0000_s1029" type="#_x0000_t202" style="position:absolute;margin-left:-.75pt;margin-top:7.7pt;width:232.5pt;height:381.6pt;z-index:251659264;visibility:visible;mso-wrap-style:square;mso-height-percent:0;mso-wrap-distance-left:9pt;mso-wrap-distance-top:0;mso-wrap-distance-right:9pt;mso-wrap-distance-bottom:0;mso-position-horizontal:absolute;mso-position-horizontal-relative:text;mso-position-vertical:absolute;mso-position-vertical-relative:text;mso-height-percent:0;mso-height-relative:margin;v-text-anchor:top" o:gfxdata="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" filled="f" strokecolor="black [3213]" strokeweight=".5pt">
+              <v:shape w14:anchorId="2C2E80CB" id="_x0000_s1030" type="#_x0000_t202" style="position:absolute;margin-left:-.75pt;margin-top:7.7pt;width:232.5pt;height:381.6pt;z-index:251659264;visibility:visible;mso-wrap-style:square;mso-height-percent:0;mso-wrap-distance-left:9pt;mso-wrap-distance-top:0;mso-wrap-distance-right:9pt;mso-wrap-distance-bottom:0;mso-position-horizontal:absolute;mso-position-horizontal-relative:text;mso-position-vertical:absolute;mso-position-vertical-relative:text;mso-height-percent:0;mso-height-relative:margin;v-text-anchor:top" o:gfxdata="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" filled="f" strokecolor="black [3213]" strokeweight=".5pt">
                 <v:textbox>
                   <w:txbxContent>
                     <w:p>
@@ -1948,6 +2680,92 @@
 <file path=word/numbering.xml><?xml version="1.0" encoding="utf-8"?>
 <w:numbering xmlns:wpc="http://schemas.microsoft.com/office/word/2010/wordprocessingCanvas" xmlns:cx="http://schemas.microsoft.com/office/drawing/2014/chartex" xmlns:cx1="http://schemas.microsoft.com/office/drawing/2015/9/8/chartex" xmlns:cx2="http://schemas.microsoft.com/office/drawing/2015/10/21/chartex" xmlns:cx3="http://schemas.microsoft.com/office/drawing/2016/5/9/chartex" xmlns:cx4="http://schemas.microsoft.com/office/drawing/2016/5/10/chartex" xmlns:cx5="http://schemas.microsoft.com/office/drawing/2016/5/11/chartex" xmlns:cx6="http://schemas.microsoft.com/office/drawing/2016/5/12/chartex" xmlns:cx7="http://schemas.microsoft.com/office/drawing/2016/5/13/chartex" xmlns:cx8="http://schemas.microsoft.com/office/drawing/2016/5/14/chartex" xmlns:mc="http://schemas.openxmlformats.org/markup-compatibility/2006" xmlns:aink="http://schemas.microsoft.com/office/drawing/2016/ink" xmlns:am3d="http://schemas.microsoft.com/office/drawing/2017/model3d" xmlns:o="urn:schemas-microsoft-com:office:office" xmlns:oel="http://schemas.microsoft.com/office/2019/extlst" xmlns:r="http://schemas.openxmlformats.org/officeDocument/2006/relationships" xmlns:m="http://schemas.openxmlformats.org/officeDocument/2006/math" xmlns:v="urn:schemas-microsoft-com:vml" xmlns:wp14="http://schemas.microsoft.com/office/word/2010/wordprocessingDrawing" xmlns:wp="http://schemas.openxmlformats.org/drawingml/2006/wordprocessingDrawing" xmlns:w10="urn:schemas-microsoft-com:office:word" xmlns:w="http://schemas.openxmlformats.org/wordprocessingml/2006/main" xmlns:w14="http://schemas.microsoft.com/office/word/2010/wordml" xmlns:w15="http://schemas.microsoft.com/office/word/2012/wordml" xmlns:w16cex="http://schemas.microsoft.com/office/word/2018/wordml/cex" xmlns:w16cid="http://schemas.microsoft.com/office/word/2016/wordml/cid" xmlns:w16="http://schemas.microsoft.com/office/word/2018/wordml" xmlns:w16du="http://schemas.microsoft.com/office/word/2023/wordml/word16du" xmlns:w16sdtdh="http://schemas.microsoft.com/office/word/2020/wordml/sdtdatahash" xmlns:w16sdtfl="http://schemas.microsoft.com/office/word/2024/wordml/sdtformatlock" xmlns:w16se="http://schemas.microsoft.com/office/word/2015/wordml/symex" xmlns:wpg="http://schemas.microsoft.com/office/word/2010/wordprocessingGroup" xmlns:wpi="http://schemas.microsoft.com/office/word/2010/wordprocessingInk" xmlns:wne="http://schemas.microsoft.com/office/word/2006/wordml" xmlns:wps="http://schemas.microsoft.com/office/word/2010/wordprocessingShape" mc:Ignorable="w14 w15 w16se w16cid w16 w16cex w16sdtdh w16sdtfl w16du wp14">
   <w:abstractNum w:abstractNumId="0" w15:restartNumberingAfterBreak="0">
+    <w:nsid w:val="024B2C78"/>
+    <w:multiLevelType w:val="hybridMultilevel"/>
+    <w:tmpl w:val="8454FE76"/>
+    <w:lvl w:ilvl="0" w:tplc="0409000F">
+      <w:start w:val="1"/>
+      <w:numFmt w:val="decimal"/>
+      <w:lvlText w:val="%1."/>
+      <w:lvlJc w:val="left"/>
+      <w:pPr>
+        <w:ind w:left="720" w:hanging="360"/>
+      </w:pPr>
+    </w:lvl>
+    <w:lvl w:ilvl="1" w:tplc="04090019" w:tentative="1">
+      <w:start w:val="1"/>
+      <w:numFmt w:val="lowerLetter"/>
+      <w:lvlText w:val="%2."/>
+      <w:lvlJc w:val="left"/>
+      <w:pPr>
+        <w:ind w:left="1440" w:hanging="360"/>
+      </w:pPr>
+    </w:lvl>
+    <w:lvl w:ilvl="2" w:tplc="0409001B" w:tentative="1">
+      <w:start w:val="1"/>
+      <w:numFmt w:val="lowerRoman"/>
+      <w:lvlText w:val="%3."/>
+      <w:lvlJc w:val="right"/>
+      <w:pPr>
+        <w:ind w:left="2160" w:hanging="180"/>
+      </w:pPr>
+    </w:lvl>
+    <w:lvl w:ilvl="3" w:tplc="0409000F" w:tentative="1">
+      <w:start w:val="1"/>
+      <w:numFmt w:val="decimal"/>
+      <w:lvlText w:val="%4."/>
+      <w:lvlJc w:val="left"/>
+      <w:pPr>
+        <w:ind w:left="2880" w:hanging="360"/>
+      </w:pPr>
+    </w:lvl>
+    <w:lvl w:ilvl="4" w:tplc="04090019" w:tentative="1">
+      <w:start w:val="1"/>
+      <w:numFmt w:val="lowerLetter"/>
+      <w:lvlText w:val="%5."/>
+      <w:lvlJc w:val="left"/>
+      <w:pPr>
+        <w:ind w:left="3600" w:hanging="360"/>
+      </w:pPr>
+    </w:lvl>
+    <w:lvl w:ilvl="5" w:tplc="0409001B" w:tentative="1">
+      <w:start w:val="1"/>
+      <w:numFmt w:val="lowerRoman"/>
+      <w:lvlText w:val="%6."/>
+      <w:lvlJc w:val="right"/>
+      <w:pPr>
+        <w:ind w:left="4320" w:hanging="180"/>
+      </w:pPr>
+    </w:lvl>
+    <w:lvl w:ilvl="6" w:tplc="0409000F" w:tentative="1">
+      <w:start w:val="1"/>
+      <w:numFmt w:val="decimal"/>
+      <w:lvlText w:val="%7."/>
+      <w:lvlJc w:val="left"/>
+      <w:pPr>
+        <w:ind w:left="5040" w:hanging="360"/>
+      </w:pPr>
+    </w:lvl>
+    <w:lvl w:ilvl="7" w:tplc="04090019" w:tentative="1">
+      <w:start w:val="1"/>
+      <w:numFmt w:val="lowerLetter"/>
+      <w:lvlText w:val="%8."/>
+      <w:lvlJc w:val="left"/>
+      <w:pPr>
+        <w:ind w:left="5760" w:hanging="360"/>
+      </w:pPr>
+    </w:lvl>
+    <w:lvl w:ilvl="8" w:tplc="0409001B" w:tentative="1">
+      <w:start w:val="1"/>
+      <w:numFmt w:val="lowerRoman"/>
+      <w:lvlText w:val="%9."/>
+      <w:lvlJc w:val="right"/>
+      <w:pPr>
+        <w:ind w:left="6480" w:hanging="180"/>
+      </w:pPr>
+    </w:lvl>
+  </w:abstractNum>
+  <w:abstractNum w:abstractNumId="1" w15:restartNumberingAfterBreak="0">
     <w:nsid w:val="07574D0A"/>
     <w:multiLevelType w:val="hybridMultilevel"/>
     <w:tmpl w:val="6E6E0DE6"/>
@@ -2033,7 +2851,7 @@
       </w:pPr>
     </w:lvl>
   </w:abstractNum>
-  <w:abstractNum w:abstractNumId="1" w15:restartNumberingAfterBreak="0">
+  <w:abstractNum w:abstractNumId="2" w15:restartNumberingAfterBreak="0">
     <w:nsid w:val="10A77C91"/>
     <w:multiLevelType w:val="hybridMultilevel"/>
     <w:tmpl w:val="18E21728"/>
@@ -2119,7 +2937,7 @@
       </w:pPr>
     </w:lvl>
   </w:abstractNum>
-  <w:abstractNum w:abstractNumId="2" w15:restartNumberingAfterBreak="0">
+  <w:abstractNum w:abstractNumId="3" w15:restartNumberingAfterBreak="0">
     <w:nsid w:val="306D1398"/>
     <w:multiLevelType w:val="hybridMultilevel"/>
     <w:tmpl w:val="A61C1F1E"/>
@@ -2205,7 +3023,7 @@
       </w:pPr>
     </w:lvl>
   </w:abstractNum>
-  <w:abstractNum w:abstractNumId="3" w15:restartNumberingAfterBreak="0">
+  <w:abstractNum w:abstractNumId="4" w15:restartNumberingAfterBreak="0">
     <w:nsid w:val="390E7C52"/>
     <w:multiLevelType w:val="hybridMultilevel"/>
     <w:tmpl w:val="5AF28D96"/>
@@ -2291,7 +3109,7 @@
       </w:pPr>
     </w:lvl>
   </w:abstractNum>
-  <w:abstractNum w:abstractNumId="4" w15:restartNumberingAfterBreak="0">
+  <w:abstractNum w:abstractNumId="5" w15:restartNumberingAfterBreak="0">
     <w:nsid w:val="3D9D6173"/>
     <w:multiLevelType w:val="hybridMultilevel"/>
     <w:tmpl w:val="9A32E68C"/>
@@ -2377,7 +3195,7 @@
       </w:pPr>
     </w:lvl>
   </w:abstractNum>
-  <w:abstractNum w:abstractNumId="5" w15:restartNumberingAfterBreak="0">
+  <w:abstractNum w:abstractNumId="6" w15:restartNumberingAfterBreak="0">
     <w:nsid w:val="3F783203"/>
     <w:multiLevelType w:val="hybridMultilevel"/>
     <w:tmpl w:val="B54CB69A"/>
@@ -2463,7 +3281,93 @@
       </w:pPr>
     </w:lvl>
   </w:abstractNum>
-  <w:abstractNum w:abstractNumId="6" w15:restartNumberingAfterBreak="0">
+  <w:abstractNum w:abstractNumId="7" w15:restartNumberingAfterBreak="0">
+    <w:nsid w:val="430849FA"/>
+    <w:multiLevelType w:val="hybridMultilevel"/>
+    <w:tmpl w:val="8952784C"/>
+    <w:lvl w:ilvl="0" w:tplc="0409000F">
+      <w:start w:val="1"/>
+      <w:numFmt w:val="decimal"/>
+      <w:lvlText w:val="%1."/>
+      <w:lvlJc w:val="left"/>
+      <w:pPr>
+        <w:ind w:left="1080" w:hanging="360"/>
+      </w:pPr>
+    </w:lvl>
+    <w:lvl w:ilvl="1" w:tplc="04090019" w:tentative="1">
+      <w:start w:val="1"/>
+      <w:numFmt w:val="lowerLetter"/>
+      <w:lvlText w:val="%2."/>
+      <w:lvlJc w:val="left"/>
+      <w:pPr>
+        <w:ind w:left="1800" w:hanging="360"/>
+      </w:pPr>
+    </w:lvl>
+    <w:lvl w:ilvl="2" w:tplc="0409001B" w:tentative="1">
+      <w:start w:val="1"/>
+      <w:numFmt w:val="lowerRoman"/>
+      <w:lvlText w:val="%3."/>
+      <w:lvlJc w:val="right"/>
+      <w:pPr>
+        <w:ind w:left="2520" w:hanging="180"/>
+      </w:pPr>
+    </w:lvl>
+    <w:lvl w:ilvl="3" w:tplc="0409000F" w:tentative="1">
+      <w:start w:val="1"/>
+      <w:numFmt w:val="decimal"/>
+      <w:lvlText w:val="%4."/>
+      <w:lvlJc w:val="left"/>
+      <w:pPr>
+        <w:ind w:left="3240" w:hanging="360"/>
+      </w:pPr>
+    </w:lvl>
+    <w:lvl w:ilvl="4" w:tplc="04090019" w:tentative="1">
+      <w:start w:val="1"/>
+      <w:numFmt w:val="lowerLetter"/>
+      <w:lvlText w:val="%5."/>
+      <w:lvlJc w:val="left"/>
+      <w:pPr>
+        <w:ind w:left="3960" w:hanging="360"/>
+      </w:pPr>
+    </w:lvl>
+    <w:lvl w:ilvl="5" w:tplc="0409001B" w:tentative="1">
+      <w:start w:val="1"/>
+      <w:numFmt w:val="lowerRoman"/>
+      <w:lvlText w:val="%6."/>
+      <w:lvlJc w:val="right"/>
+      <w:pPr>
+        <w:ind w:left="4680" w:hanging="180"/>
+      </w:pPr>
+    </w:lvl>
+    <w:lvl w:ilvl="6" w:tplc="0409000F" w:tentative="1">
+      <w:start w:val="1"/>
+      <w:numFmt w:val="decimal"/>
+      <w:lvlText w:val="%7."/>
+      <w:lvlJc w:val="left"/>
+      <w:pPr>
+        <w:ind w:left="5400" w:hanging="360"/>
+      </w:pPr>
+    </w:lvl>
+    <w:lvl w:ilvl="7" w:tplc="04090019" w:tentative="1">
+      <w:start w:val="1"/>
+      <w:numFmt w:val="lowerLetter"/>
+      <w:lvlText w:val="%8."/>
+      <w:lvlJc w:val="left"/>
+      <w:pPr>
+        <w:ind w:left="6120" w:hanging="360"/>
+      </w:pPr>
+    </w:lvl>
+    <w:lvl w:ilvl="8" w:tplc="0409001B" w:tentative="1">
+      <w:start w:val="1"/>
+      <w:numFmt w:val="lowerRoman"/>
+      <w:lvlText w:val="%9."/>
+      <w:lvlJc w:val="right"/>
+      <w:pPr>
+        <w:ind w:left="6840" w:hanging="180"/>
+      </w:pPr>
+    </w:lvl>
+  </w:abstractNum>
+  <w:abstractNum w:abstractNumId="8" w15:restartNumberingAfterBreak="0">
     <w:nsid w:val="4E1E28C5"/>
     <w:multiLevelType w:val="hybridMultilevel"/>
     <w:tmpl w:val="461C067A"/>
@@ -2552,7 +3456,7 @@
       </w:pPr>
     </w:lvl>
   </w:abstractNum>
-  <w:abstractNum w:abstractNumId="7" w15:restartNumberingAfterBreak="0">
+  <w:abstractNum w:abstractNumId="9" w15:restartNumberingAfterBreak="0">
     <w:nsid w:val="5103243E"/>
     <w:multiLevelType w:val="hybridMultilevel"/>
     <w:tmpl w:val="359C2046"/>
@@ -2638,7 +3542,120 @@
       </w:pPr>
     </w:lvl>
   </w:abstractNum>
-  <w:abstractNum w:abstractNumId="8" w15:restartNumberingAfterBreak="0">
+  <w:abstractNum w:abstractNumId="10" w15:restartNumberingAfterBreak="0">
+    <w:nsid w:val="62F94484"/>
+    <w:multiLevelType w:val="hybridMultilevel"/>
+    <w:tmpl w:val="833AC28C"/>
+    <w:lvl w:ilvl="0" w:tplc="0409000D">
+      <w:start w:val="1"/>
+      <w:numFmt w:val="bullet"/>
+      <w:lvlText w:val=""/>
+      <w:lvlJc w:val="left"/>
+      <w:pPr>
+        <w:ind w:left="1080" w:hanging="360"/>
+      </w:pPr>
+      <w:rPr>
+        <w:rFonts w:ascii="Wingdings" w:hAnsi="Wingdings" w:hint="default"/>
+      </w:rPr>
+    </w:lvl>
+    <w:lvl w:ilvl="1" w:tplc="04090003" w:tentative="1">
+      <w:start w:val="1"/>
+      <w:numFmt w:val="bullet"/>
+      <w:lvlText w:val="o"/>
+      <w:lvlJc w:val="left"/>
+      <w:pPr>
+        <w:ind w:left="1800" w:hanging="360"/>
+      </w:pPr>
+      <w:rPr>
+        <w:rFonts w:ascii="Courier New" w:hAnsi="Courier New" w:cs="Courier New" w:hint="default"/>
+      </w:rPr>
+    </w:lvl>
+    <w:lvl w:ilvl="2" w:tplc="04090005" w:tentative="1">
+      <w:start w:val="1"/>
+      <w:numFmt w:val="bullet"/>
+      <w:lvlText w:val=""/>
+      <w:lvlJc w:val="left"/>
+      <w:pPr>
+        <w:ind w:left="2520" w:hanging="360"/>
+      </w:pPr>
+      <w:rPr>
+        <w:rFonts w:ascii="Wingdings" w:hAnsi="Wingdings" w:hint="default"/>
+      </w:rPr>
+    </w:lvl>
+    <w:lvl w:ilvl="3" w:tplc="04090001" w:tentative="1">
+      <w:start w:val="1"/>
+      <w:numFmt w:val="bullet"/>
+      <w:lvlText w:val=""/>
+      <w:lvlJc w:val="left"/>
+      <w:pPr>
+        <w:ind w:left="3240" w:hanging="360"/>
+      </w:pPr>
+      <w:rPr>
+        <w:rFonts w:ascii="Symbol" w:hAnsi="Symbol" w:hint="default"/>
+      </w:rPr>
+    </w:lvl>
+    <w:lvl w:ilvl="4" w:tplc="04090003" w:tentative="1">
+      <w:start w:val="1"/>
+      <w:numFmt w:val="bullet"/>
+      <w:lvlText w:val="o"/>
+      <w:lvlJc w:val="left"/>
+      <w:pPr>
+        <w:ind w:left="3960" w:hanging="360"/>
+      </w:pPr>
+      <w:rPr>
+        <w:rFonts w:ascii="Courier New" w:hAnsi="Courier New" w:cs="Courier New" w:hint="default"/>
+      </w:rPr>
+    </w:lvl>
+    <w:lvl w:ilvl="5" w:tplc="04090005" w:tentative="1">
+      <w:start w:val="1"/>
+      <w:numFmt w:val="bullet"/>
+      <w:lvlText w:val=""/>
+      <w:lvlJc w:val="left"/>
+      <w:pPr>
+        <w:ind w:left="4680" w:hanging="360"/>
+      </w:pPr>
+      <w:rPr>
+        <w:rFonts w:ascii="Wingdings" w:hAnsi="Wingdings" w:hint="default"/>
+      </w:rPr>
+    </w:lvl>
+    <w:lvl w:ilvl="6" w:tplc="04090001" w:tentative="1">
+      <w:start w:val="1"/>
+      <w:numFmt w:val="bullet"/>
+      <w:lvlText w:val=""/>
+      <w:lvlJc w:val="left"/>
+      <w:pPr>
+        <w:ind w:left="5400" w:hanging="360"/>
+      </w:pPr>
+      <w:rPr>
+        <w:rFonts w:ascii="Symbol" w:hAnsi="Symbol" w:hint="default"/>
+      </w:rPr>
+    </w:lvl>
+    <w:lvl w:ilvl="7" w:tplc="04090003" w:tentative="1">
+      <w:start w:val="1"/>
+      <w:numFmt w:val="bullet"/>
+      <w:lvlText w:val="o"/>
+      <w:lvlJc w:val="left"/>
+      <w:pPr>
+        <w:ind w:left="6120" w:hanging="360"/>
+      </w:pPr>
+      <w:rPr>
+        <w:rFonts w:ascii="Courier New" w:hAnsi="Courier New" w:cs="Courier New" w:hint="default"/>
+      </w:rPr>
+    </w:lvl>
+    <w:lvl w:ilvl="8" w:tplc="04090005" w:tentative="1">
+      <w:start w:val="1"/>
+      <w:numFmt w:val="bullet"/>
+      <w:lvlText w:val=""/>
+      <w:lvlJc w:val="left"/>
+      <w:pPr>
+        <w:ind w:left="6840" w:hanging="360"/>
+      </w:pPr>
+      <w:rPr>
+        <w:rFonts w:ascii="Wingdings" w:hAnsi="Wingdings" w:hint="default"/>
+      </w:rPr>
+    </w:lvl>
+  </w:abstractNum>
+  <w:abstractNum w:abstractNumId="11" w15:restartNumberingAfterBreak="0">
     <w:nsid w:val="7B605BF0"/>
     <w:multiLevelType w:val="hybridMultilevel"/>
     <w:tmpl w:val="9BFEEB54"/>
@@ -2725,31 +3742,40 @@
     </w:lvl>
   </w:abstractNum>
   <w:num w:numId="1" w16cid:durableId="70591293">
+    <w:abstractNumId w:val="1"/>
+  </w:num>
+  <w:num w:numId="2" w16cid:durableId="2102791835">
+    <w:abstractNumId w:val="11"/>
+  </w:num>
+  <w:num w:numId="3" w16cid:durableId="926232976">
+    <w:abstractNumId w:val="3"/>
+  </w:num>
+  <w:num w:numId="4" w16cid:durableId="831915737">
+    <w:abstractNumId w:val="9"/>
+  </w:num>
+  <w:num w:numId="5" w16cid:durableId="1360859821">
+    <w:abstractNumId w:val="5"/>
+  </w:num>
+  <w:num w:numId="6" w16cid:durableId="1786927100">
+    <w:abstractNumId w:val="4"/>
+  </w:num>
+  <w:num w:numId="7" w16cid:durableId="226964874">
+    <w:abstractNumId w:val="6"/>
+  </w:num>
+  <w:num w:numId="8" w16cid:durableId="1193880148">
+    <w:abstractNumId w:val="2"/>
+  </w:num>
+  <w:num w:numId="9" w16cid:durableId="2117603714">
+    <w:abstractNumId w:val="8"/>
+  </w:num>
+  <w:num w:numId="10" w16cid:durableId="1409226933">
     <w:abstractNumId w:val="0"/>
   </w:num>
-  <w:num w:numId="2" w16cid:durableId="2102791835">
-    <w:abstractNumId w:val="8"/>
-  </w:num>
-  <w:num w:numId="3" w16cid:durableId="926232976">
-    <w:abstractNumId w:val="2"/>
-  </w:num>
-  <w:num w:numId="4" w16cid:durableId="831915737">
+  <w:num w:numId="11" w16cid:durableId="2125609869">
     <w:abstractNumId w:val="7"/>
   </w:num>
-  <w:num w:numId="5" w16cid:durableId="1360859821">
-    <w:abstractNumId w:val="4"/>
-  </w:num>
-  <w:num w:numId="6" w16cid:durableId="1786927100">
-    <w:abstractNumId w:val="3"/>
-  </w:num>
-  <w:num w:numId="7" w16cid:durableId="226964874">
-    <w:abstractNumId w:val="5"/>
-  </w:num>
-  <w:num w:numId="8" w16cid:durableId="1193880148">
-    <w:abstractNumId w:val="1"/>
-  </w:num>
-  <w:num w:numId="9" w16cid:durableId="2117603714">
-    <w:abstractNumId w:val="6"/>
+  <w:num w:numId="12" w16cid:durableId="656106775">
+    <w:abstractNumId w:val="10"/>
   </w:num>
 </w:numbering>
 </file>
@@ -3154,7 +4180,7 @@
   <w:style w:type="paragraph" w:default="1" w:styleId="Normal">
     <w:name w:val="Normal"/>
     <w:qFormat/>
-    <w:rsid w:val="00092E74"/>
+    <w:rsid w:val="00C04A3F"/>
     <w:pPr>
       <w:spacing w:line="259" w:lineRule="auto"/>
     </w:pPr>
